--- a/report/finansal_ag_analizi_raporu_duzenlenmis.docx
+++ b/report/finansal_ag_analizi_raporu_duzenlenmis.docx
@@ -212,8 +212,16 @@
       </w:r>
     </w:p>
     <w:p>
+      <w:pPr>
+        <w:jc w:val="center"/>
+      </w:pPr>
       <w:r>
-        <w:t>Teslim Tarihi: 18 May?s 2026</w:t>
+        <w:rPr>
+          <w:rFonts w:ascii="Times New Roman" w:hAnsi="Times New Roman"/>
+          <w:b w:val="0"/>
+          <w:sz w:val="22"/>
+        </w:rPr>
+        <w:t>Teslim Tarihi: 18 Mayıs 2026</w:t>
       </w:r>
     </w:p>
     <w:p>
@@ -5083,34 +5091,46 @@
           </w:tcPr>
           <w:p>
             <w:pPr>
-              <w:spacing w:after="60"/>
               <w:jc w:val="center"/>
             </w:pPr>
             <w:r>
               <w:rPr>
                 <w:rFonts w:ascii="Times New Roman" w:hAnsi="Times New Roman"/>
+              </w:rPr>
+            </w:r>
+            <w:r>
+              <w:rPr>
+                <w:rFonts w:ascii="Times New Roman" w:hAnsi="Times New Roman"/>
                 <w:b/>
-                <w:sz w:val="18"/>
-              </w:rPr>
-              <w:t>?ekil 1 - Korelasyon Heatmap G?rseli</w:t>
-              <w:br/>
+                <w:sz w:val="20"/>
+              </w:rPr>
+              <w:t>Şekil 1 - Korelasyon Heatmap Görseli</w:t>
+            </w:r>
+          </w:p>
+          <w:p>
+            <w:pPr>
+              <w:jc w:val="center"/>
+            </w:pPr>
+            <w:r>
+              <w:rPr>
+                <w:rFonts w:ascii="Times New Roman" w:hAnsi="Times New Roman"/>
+                <w:sz w:val="18"/>
+              </w:rPr>
               <w:t>Dosya: outputs/heatmaps/correlation_heatmap.png</w:t>
             </w:r>
           </w:p>
           <w:p>
             <w:pPr>
-              <w:spacing w:after="60"/>
               <w:jc w:val="center"/>
             </w:pPr>
             <w:r>
               <w:rPr>
                 <w:rFonts w:ascii="Times New Roman" w:hAnsi="Times New Roman"/>
-                <w:sz w:val="18"/>
               </w:rPr>
               <w:drawing>
                 <wp:inline xmlns:a="http://schemas.openxmlformats.org/drawingml/2006/main" xmlns:pic="http://schemas.openxmlformats.org/drawingml/2006/picture">
-                  <wp:extent cx="5760720" cy="4320540"/>
-                  <wp:docPr id="1" name="Picture 1"/>
+                  <wp:extent cx="5852160" cy="5161098"/>
+                  <wp:docPr id="5" name="Picture 5"/>
                   <wp:cNvGraphicFramePr>
                     <a:graphicFrameLocks noChangeAspect="1"/>
                   </wp:cNvGraphicFramePr>
@@ -5122,7 +5142,7 @@
                           <pic:cNvPicPr/>
                         </pic:nvPicPr>
                         <pic:blipFill>
-                          <a:blip r:embed="rId11"/>
+                          <a:blip r:embed="rId15"/>
                           <a:stretch>
                             <a:fillRect/>
                           </a:stretch>
@@ -5130,7 +5150,7 @@
                         <pic:spPr>
                           <a:xfrm>
                             <a:off x="0" y="0"/>
-                            <a:ext cx="5760720" cy="4320540"/>
+                            <a:ext cx="5852160" cy="5161098"/>
                           </a:xfrm>
                           <a:prstGeom prst="rect"/>
                         </pic:spPr>
@@ -5620,11 +5640,27 @@
             </w:pPr>
             <w:r>
               <w:rPr>
+                <w:rFonts w:ascii="Times New Roman" w:hAnsi="Times New Roman"/>
+              </w:rPr>
+            </w:r>
+            <w:r>
+              <w:rPr>
+                <w:rFonts w:ascii="Times New Roman" w:hAnsi="Times New Roman"/>
                 <w:b/>
-                <w:sz w:val="18"/>
-              </w:rPr>
-              <w:t>?ekil 2 - Geli?tirilmi? Finansal A? G?rseli</w:t>
-              <w:br/>
+                <w:sz w:val="20"/>
+              </w:rPr>
+              <w:t>Şekil 2 - Geliştirilmiş Finansal Ağ Görseli</w:t>
+            </w:r>
+          </w:p>
+          <w:p>
+            <w:pPr>
+              <w:jc w:val="center"/>
+            </w:pPr>
+            <w:r>
+              <w:rPr>
+                <w:rFonts w:ascii="Times New Roman" w:hAnsi="Times New Roman"/>
+                <w:sz w:val="18"/>
+              </w:rPr>
               <w:t>Dosya: outputs/graphs/network_graph_enhanced.png</w:t>
             </w:r>
           </w:p>
@@ -5633,10 +5669,13 @@
               <w:jc w:val="center"/>
             </w:pPr>
             <w:r>
+              <w:rPr>
+                <w:rFonts w:ascii="Times New Roman" w:hAnsi="Times New Roman"/>
+              </w:rPr>
               <w:drawing>
                 <wp:inline xmlns:a="http://schemas.openxmlformats.org/drawingml/2006/main" xmlns:pic="http://schemas.openxmlformats.org/drawingml/2006/picture">
-                  <wp:extent cx="5760720" cy="4394842"/>
-                  <wp:docPr id="4" name="Picture 4"/>
+                  <wp:extent cx="5852160" cy="4326204"/>
+                  <wp:docPr id="6" name="Picture 6"/>
                   <wp:cNvGraphicFramePr>
                     <a:graphicFrameLocks noChangeAspect="1"/>
                   </wp:cNvGraphicFramePr>
@@ -5648,7 +5687,7 @@
                           <pic:cNvPicPr/>
                         </pic:nvPicPr>
                         <pic:blipFill>
-                          <a:blip r:embed="rId14"/>
+                          <a:blip r:embed="rId16"/>
                           <a:stretch>
                             <a:fillRect/>
                           </a:stretch>
@@ -5656,7 +5695,7 @@
                         <pic:spPr>
                           <a:xfrm>
                             <a:off x="0" y="0"/>
-                            <a:ext cx="5760720" cy="4394842"/>
+                            <a:ext cx="5852160" cy="4326204"/>
                           </a:xfrm>
                           <a:prstGeom prst="rect"/>
                         </pic:spPr>
@@ -6283,34 +6322,46 @@
           </w:tcPr>
           <w:p>
             <w:pPr>
-              <w:spacing w:after="60"/>
               <w:jc w:val="center"/>
             </w:pPr>
             <w:r>
               <w:rPr>
                 <w:rFonts w:ascii="Times New Roman" w:hAnsi="Times New Roman"/>
+              </w:rPr>
+            </w:r>
+            <w:r>
+              <w:rPr>
+                <w:rFonts w:ascii="Times New Roman" w:hAnsi="Times New Roman"/>
                 <w:b/>
-                <w:sz w:val="18"/>
-              </w:rPr>
-              <w:t>?ekil 3 - Top Degree Centrality Bar Chart</w:t>
-              <w:br/>
+                <w:sz w:val="20"/>
+              </w:rPr>
+              <w:t>Şekil 3 - Top Degree Centrality Bar Chart</w:t>
+            </w:r>
+          </w:p>
+          <w:p>
+            <w:pPr>
+              <w:jc w:val="center"/>
+            </w:pPr>
+            <w:r>
+              <w:rPr>
+                <w:rFonts w:ascii="Times New Roman" w:hAnsi="Times New Roman"/>
+                <w:sz w:val="18"/>
+              </w:rPr>
               <w:t>Dosya: outputs/graphs/top_degree_nodes.png</w:t>
             </w:r>
           </w:p>
           <w:p>
             <w:pPr>
-              <w:spacing w:after="60"/>
               <w:jc w:val="center"/>
             </w:pPr>
             <w:r>
               <w:rPr>
                 <w:rFonts w:ascii="Times New Roman" w:hAnsi="Times New Roman"/>
-                <w:sz w:val="18"/>
               </w:rPr>
               <w:drawing>
                 <wp:inline xmlns:a="http://schemas.openxmlformats.org/drawingml/2006/main" xmlns:pic="http://schemas.openxmlformats.org/drawingml/2006/picture">
-                  <wp:extent cx="5760720" cy="2880360"/>
-                  <wp:docPr id="2" name="Picture 2"/>
+                  <wp:extent cx="5303520" cy="2651760"/>
+                  <wp:docPr id="7" name="Picture 7"/>
                   <wp:cNvGraphicFramePr>
                     <a:graphicFrameLocks noChangeAspect="1"/>
                   </wp:cNvGraphicFramePr>
@@ -6318,7 +6369,7 @@
                     <a:graphicData uri="http://schemas.openxmlformats.org/drawingml/2006/picture">
                       <pic:pic>
                         <pic:nvPicPr>
-                          <pic:cNvPr id="0" name="top_degree_nodes.png"/>
+                          <pic:cNvPr id="0" name="image.png"/>
                           <pic:cNvPicPr/>
                         </pic:nvPicPr>
                         <pic:blipFill>
@@ -6330,7 +6381,7 @@
                         <pic:spPr>
                           <a:xfrm>
                             <a:off x="0" y="0"/>
-                            <a:ext cx="5760720" cy="2880360"/>
+                            <a:ext cx="5303520" cy="2651760"/>
                           </a:xfrm>
                           <a:prstGeom prst="rect"/>
                         </pic:spPr>
@@ -8077,6 +8128,1539 @@
         <w:t>Not: Yukarıdaki tablo, threshold sonrası en az bir güçlü bağlantıya sahip aktif ağ düğümlerine ilişkin sonuçları göstermektedir. Ana veri setinde 18 finansal varlık bulunmakla birlikte, Natural_Gas, Nikkei225, BIST100, Bitcoin ve US_10Y_Bond gibi bazı varlıklar 0.40 threshold değerinin üzerinde yeterli bağlantı oluşturmadıkları için aktif edge list tablosunda yer almamıştır. Bu durum, söz konusu varlıkların seçilen eşik değerine göre ağın güçlü ilişki çekirdeğinden daha bağımsız hareket ettiğini göstermektedir. İstenirse bu düğümler merkeziyet açısından 0 bağlantılı izole düğümler olarak da yorumlanabilir.</w:t>
       </w:r>
     </w:p>
+    <w:p>
+      <w:pPr>
+        <w:jc w:val="both"/>
+      </w:pPr>
+      <w:r>
+        <w:rPr>
+          <w:rFonts w:ascii="Times New Roman" w:hAnsi="Times New Roman"/>
+          <w:b w:val="0"/>
+          <w:sz w:val="22"/>
+        </w:rPr>
+        <w:t>Aşağıdaki tablolar, merkezilik ölçütlerine göre en yüksek değere sahip ilk 5 finansal varlığı ayrı ayrı göstermektedir. Bu ayrım, hangi varlığın daha fazla bağlantıya sahip olduğunu, hangisinin köprü rolüne yaklaştığını ve hangi varlıkların ağ içinde daha etkili konumlandığını daha net okumayı sağlar.</w:t>
+      </w:r>
+    </w:p>
+    <w:p>
+      <w:pPr>
+        <w:jc w:val="left"/>
+      </w:pPr>
+      <w:r>
+        <w:rPr>
+          <w:rFonts w:ascii="Times New Roman" w:hAnsi="Times New Roman"/>
+          <w:b/>
+          <w:sz w:val="22"/>
+        </w:rPr>
+        <w:t>Degree Centrality İlk 5 Düğüm</w:t>
+      </w:r>
+    </w:p>
+    <w:tbl>
+      <w:tblPr>
+        <w:tblStyle w:val="TabloKlavuzu"/>
+        <w:tblW w:type="auto" w:w="0"/>
+        <w:jc w:val="center"/>
+        <w:tblLook w:firstColumn="1" w:firstRow="1" w:lastColumn="0" w:lastRow="0" w:noHBand="0" w:noVBand="1" w:val="04A0"/>
+      </w:tblPr>
+      <w:tblGrid>
+        <w:gridCol w:w="3216"/>
+        <w:gridCol w:w="3216"/>
+        <w:gridCol w:w="3216"/>
+      </w:tblGrid>
+      <w:tr>
+        <w:tc>
+          <w:tcPr>
+            <w:tcW w:type="dxa" w:w="3216"/>
+            <w:vAlign w:val="center"/>
+          </w:tcPr>
+          <w:p>
+            <w:pPr>
+              <w:jc w:val="center"/>
+            </w:pPr>
+            <w:r>
+              <w:rPr>
+                <w:rFonts w:ascii="Times New Roman" w:hAnsi="Times New Roman"/>
+                <w:b w:val="0"/>
+                <w:sz w:val="18"/>
+              </w:rPr>
+              <w:t>Sıra</w:t>
+            </w:r>
+          </w:p>
+        </w:tc>
+        <w:tc>
+          <w:tcPr>
+            <w:tcW w:type="dxa" w:w="3216"/>
+            <w:vAlign w:val="center"/>
+          </w:tcPr>
+          <w:p>
+            <w:pPr>
+              <w:jc w:val="center"/>
+            </w:pPr>
+            <w:r>
+              <w:rPr>
+                <w:rFonts w:ascii="Times New Roman" w:hAnsi="Times New Roman"/>
+                <w:b w:val="0"/>
+                <w:sz w:val="18"/>
+              </w:rPr>
+              <w:t>Düğüm</w:t>
+            </w:r>
+          </w:p>
+        </w:tc>
+        <w:tc>
+          <w:tcPr>
+            <w:tcW w:type="dxa" w:w="3216"/>
+            <w:vAlign w:val="center"/>
+          </w:tcPr>
+          <w:p>
+            <w:pPr>
+              <w:jc w:val="center"/>
+            </w:pPr>
+            <w:r>
+              <w:rPr>
+                <w:rFonts w:ascii="Times New Roman" w:hAnsi="Times New Roman"/>
+                <w:b w:val="0"/>
+                <w:sz w:val="18"/>
+              </w:rPr>
+              <w:t>Değer</w:t>
+            </w:r>
+          </w:p>
+        </w:tc>
+      </w:tr>
+      <w:tr>
+        <w:tc>
+          <w:tcPr>
+            <w:tcW w:type="dxa" w:w="3216"/>
+            <w:vAlign w:val="center"/>
+          </w:tcPr>
+          <w:p>
+            <w:pPr>
+              <w:jc w:val="center"/>
+            </w:pPr>
+            <w:r>
+              <w:rPr>
+                <w:rFonts w:ascii="Times New Roman" w:hAnsi="Times New Roman"/>
+                <w:b w:val="0"/>
+                <w:sz w:val="18"/>
+              </w:rPr>
+              <w:t>1</w:t>
+            </w:r>
+          </w:p>
+        </w:tc>
+        <w:tc>
+          <w:tcPr>
+            <w:tcW w:type="dxa" w:w="3216"/>
+            <w:vAlign w:val="center"/>
+          </w:tcPr>
+          <w:p>
+            <w:pPr>
+              <w:jc w:val="center"/>
+            </w:pPr>
+            <w:r>
+              <w:rPr>
+                <w:rFonts w:ascii="Times New Roman" w:hAnsi="Times New Roman"/>
+                <w:b w:val="0"/>
+                <w:sz w:val="18"/>
+              </w:rPr>
+              <w:t>DAX</w:t>
+            </w:r>
+          </w:p>
+        </w:tc>
+        <w:tc>
+          <w:tcPr>
+            <w:tcW w:type="dxa" w:w="3216"/>
+            <w:vAlign w:val="center"/>
+          </w:tcPr>
+          <w:p>
+            <w:pPr>
+              <w:jc w:val="center"/>
+            </w:pPr>
+            <w:r>
+              <w:rPr>
+                <w:rFonts w:ascii="Times New Roman" w:hAnsi="Times New Roman"/>
+                <w:b w:val="0"/>
+                <w:sz w:val="18"/>
+              </w:rPr>
+              <w:t>0.2941</w:t>
+            </w:r>
+          </w:p>
+        </w:tc>
+      </w:tr>
+      <w:tr>
+        <w:tc>
+          <w:tcPr>
+            <w:tcW w:type="dxa" w:w="3216"/>
+            <w:vAlign w:val="center"/>
+          </w:tcPr>
+          <w:p>
+            <w:pPr>
+              <w:jc w:val="center"/>
+            </w:pPr>
+            <w:r>
+              <w:rPr>
+                <w:rFonts w:ascii="Times New Roman" w:hAnsi="Times New Roman"/>
+                <w:b w:val="0"/>
+                <w:sz w:val="18"/>
+              </w:rPr>
+              <w:t>2</w:t>
+            </w:r>
+          </w:p>
+        </w:tc>
+        <w:tc>
+          <w:tcPr>
+            <w:tcW w:type="dxa" w:w="3216"/>
+            <w:vAlign w:val="center"/>
+          </w:tcPr>
+          <w:p>
+            <w:pPr>
+              <w:jc w:val="center"/>
+            </w:pPr>
+            <w:r>
+              <w:rPr>
+                <w:rFonts w:ascii="Times New Roman" w:hAnsi="Times New Roman"/>
+                <w:b w:val="0"/>
+                <w:sz w:val="18"/>
+              </w:rPr>
+              <w:t>SP500</w:t>
+            </w:r>
+          </w:p>
+        </w:tc>
+        <w:tc>
+          <w:tcPr>
+            <w:tcW w:type="dxa" w:w="3216"/>
+            <w:vAlign w:val="center"/>
+          </w:tcPr>
+          <w:p>
+            <w:pPr>
+              <w:jc w:val="center"/>
+            </w:pPr>
+            <w:r>
+              <w:rPr>
+                <w:rFonts w:ascii="Times New Roman" w:hAnsi="Times New Roman"/>
+                <w:b w:val="0"/>
+                <w:sz w:val="18"/>
+              </w:rPr>
+              <w:t>0.2941</w:t>
+            </w:r>
+          </w:p>
+        </w:tc>
+      </w:tr>
+      <w:tr>
+        <w:tc>
+          <w:tcPr>
+            <w:tcW w:type="dxa" w:w="3216"/>
+            <w:vAlign w:val="center"/>
+          </w:tcPr>
+          <w:p>
+            <w:pPr>
+              <w:jc w:val="center"/>
+            </w:pPr>
+            <w:r>
+              <w:rPr>
+                <w:rFonts w:ascii="Times New Roman" w:hAnsi="Times New Roman"/>
+                <w:b w:val="0"/>
+                <w:sz w:val="18"/>
+              </w:rPr>
+              <w:t>3</w:t>
+            </w:r>
+          </w:p>
+        </w:tc>
+        <w:tc>
+          <w:tcPr>
+            <w:tcW w:type="dxa" w:w="3216"/>
+            <w:vAlign w:val="center"/>
+          </w:tcPr>
+          <w:p>
+            <w:pPr>
+              <w:jc w:val="center"/>
+            </w:pPr>
+            <w:r>
+              <w:rPr>
+                <w:rFonts w:ascii="Times New Roman" w:hAnsi="Times New Roman"/>
+                <w:b w:val="0"/>
+                <w:sz w:val="18"/>
+              </w:rPr>
+              <w:t>FTSE100</w:t>
+            </w:r>
+          </w:p>
+        </w:tc>
+        <w:tc>
+          <w:tcPr>
+            <w:tcW w:type="dxa" w:w="3216"/>
+            <w:vAlign w:val="center"/>
+          </w:tcPr>
+          <w:p>
+            <w:pPr>
+              <w:jc w:val="center"/>
+            </w:pPr>
+            <w:r>
+              <w:rPr>
+                <w:rFonts w:ascii="Times New Roman" w:hAnsi="Times New Roman"/>
+                <w:b w:val="0"/>
+                <w:sz w:val="18"/>
+              </w:rPr>
+              <w:t>0.2941</w:t>
+            </w:r>
+          </w:p>
+        </w:tc>
+      </w:tr>
+      <w:tr>
+        <w:tc>
+          <w:tcPr>
+            <w:tcW w:type="dxa" w:w="3216"/>
+            <w:vAlign w:val="center"/>
+          </w:tcPr>
+          <w:p>
+            <w:pPr>
+              <w:jc w:val="center"/>
+            </w:pPr>
+            <w:r>
+              <w:rPr>
+                <w:rFonts w:ascii="Times New Roman" w:hAnsi="Times New Roman"/>
+                <w:b w:val="0"/>
+                <w:sz w:val="18"/>
+              </w:rPr>
+              <w:t>4</w:t>
+            </w:r>
+          </w:p>
+        </w:tc>
+        <w:tc>
+          <w:tcPr>
+            <w:tcW w:type="dxa" w:w="3216"/>
+            <w:vAlign w:val="center"/>
+          </w:tcPr>
+          <w:p>
+            <w:pPr>
+              <w:jc w:val="center"/>
+            </w:pPr>
+            <w:r>
+              <w:rPr>
+                <w:rFonts w:ascii="Times New Roman" w:hAnsi="Times New Roman"/>
+                <w:b w:val="0"/>
+                <w:sz w:val="18"/>
+              </w:rPr>
+              <w:t>VIX</w:t>
+            </w:r>
+          </w:p>
+        </w:tc>
+        <w:tc>
+          <w:tcPr>
+            <w:tcW w:type="dxa" w:w="3216"/>
+            <w:vAlign w:val="center"/>
+          </w:tcPr>
+          <w:p>
+            <w:pPr>
+              <w:jc w:val="center"/>
+            </w:pPr>
+            <w:r>
+              <w:rPr>
+                <w:rFonts w:ascii="Times New Roman" w:hAnsi="Times New Roman"/>
+                <w:b w:val="0"/>
+                <w:sz w:val="18"/>
+              </w:rPr>
+              <w:t>0.2941</w:t>
+            </w:r>
+          </w:p>
+        </w:tc>
+      </w:tr>
+      <w:tr>
+        <w:tc>
+          <w:tcPr>
+            <w:tcW w:type="dxa" w:w="3216"/>
+            <w:vAlign w:val="center"/>
+          </w:tcPr>
+          <w:p>
+            <w:pPr>
+              <w:jc w:val="center"/>
+            </w:pPr>
+            <w:r>
+              <w:rPr>
+                <w:rFonts w:ascii="Times New Roman" w:hAnsi="Times New Roman"/>
+                <w:b w:val="0"/>
+                <w:sz w:val="18"/>
+              </w:rPr>
+              <w:t>5</w:t>
+            </w:r>
+          </w:p>
+        </w:tc>
+        <w:tc>
+          <w:tcPr>
+            <w:tcW w:type="dxa" w:w="3216"/>
+            <w:vAlign w:val="center"/>
+          </w:tcPr>
+          <w:p>
+            <w:pPr>
+              <w:jc w:val="center"/>
+            </w:pPr>
+            <w:r>
+              <w:rPr>
+                <w:rFonts w:ascii="Times New Roman" w:hAnsi="Times New Roman"/>
+                <w:b w:val="0"/>
+                <w:sz w:val="18"/>
+              </w:rPr>
+              <w:t>Dow_Jones</w:t>
+            </w:r>
+          </w:p>
+        </w:tc>
+        <w:tc>
+          <w:tcPr>
+            <w:tcW w:type="dxa" w:w="3216"/>
+            <w:vAlign w:val="center"/>
+          </w:tcPr>
+          <w:p>
+            <w:pPr>
+              <w:jc w:val="center"/>
+            </w:pPr>
+            <w:r>
+              <w:rPr>
+                <w:rFonts w:ascii="Times New Roman" w:hAnsi="Times New Roman"/>
+                <w:b w:val="0"/>
+                <w:sz w:val="18"/>
+              </w:rPr>
+              <w:t>0.2941</w:t>
+            </w:r>
+          </w:p>
+        </w:tc>
+      </w:tr>
+    </w:tbl>
+    <w:p>
+      <w:pPr>
+        <w:jc w:val="left"/>
+      </w:pPr>
+      <w:r>
+        <w:rPr>
+          <w:rFonts w:ascii="Times New Roman" w:hAnsi="Times New Roman"/>
+          <w:b/>
+          <w:sz w:val="22"/>
+        </w:rPr>
+        <w:t>Betweenness Centrality İlk 5 Düğüm</w:t>
+      </w:r>
+    </w:p>
+    <w:tbl>
+      <w:tblPr>
+        <w:tblStyle w:val="TabloKlavuzu"/>
+        <w:tblW w:type="auto" w:w="0"/>
+        <w:jc w:val="center"/>
+        <w:tblLook w:firstColumn="1" w:firstRow="1" w:lastColumn="0" w:lastRow="0" w:noHBand="0" w:noVBand="1" w:val="04A0"/>
+      </w:tblPr>
+      <w:tblGrid>
+        <w:gridCol w:w="3216"/>
+        <w:gridCol w:w="3216"/>
+        <w:gridCol w:w="3216"/>
+      </w:tblGrid>
+      <w:tr>
+        <w:tc>
+          <w:tcPr>
+            <w:tcW w:type="dxa" w:w="3216"/>
+            <w:vAlign w:val="center"/>
+          </w:tcPr>
+          <w:p>
+            <w:pPr>
+              <w:jc w:val="center"/>
+            </w:pPr>
+            <w:r>
+              <w:rPr>
+                <w:rFonts w:ascii="Times New Roman" w:hAnsi="Times New Roman"/>
+                <w:b w:val="0"/>
+                <w:sz w:val="18"/>
+              </w:rPr>
+              <w:t>Sıra</w:t>
+            </w:r>
+          </w:p>
+        </w:tc>
+        <w:tc>
+          <w:tcPr>
+            <w:tcW w:type="dxa" w:w="3216"/>
+            <w:vAlign w:val="center"/>
+          </w:tcPr>
+          <w:p>
+            <w:pPr>
+              <w:jc w:val="center"/>
+            </w:pPr>
+            <w:r>
+              <w:rPr>
+                <w:rFonts w:ascii="Times New Roman" w:hAnsi="Times New Roman"/>
+                <w:b w:val="0"/>
+                <w:sz w:val="18"/>
+              </w:rPr>
+              <w:t>Düğüm</w:t>
+            </w:r>
+          </w:p>
+        </w:tc>
+        <w:tc>
+          <w:tcPr>
+            <w:tcW w:type="dxa" w:w="3216"/>
+            <w:vAlign w:val="center"/>
+          </w:tcPr>
+          <w:p>
+            <w:pPr>
+              <w:jc w:val="center"/>
+            </w:pPr>
+            <w:r>
+              <w:rPr>
+                <w:rFonts w:ascii="Times New Roman" w:hAnsi="Times New Roman"/>
+                <w:b w:val="0"/>
+                <w:sz w:val="18"/>
+              </w:rPr>
+              <w:t>Değer</w:t>
+            </w:r>
+          </w:p>
+        </w:tc>
+      </w:tr>
+      <w:tr>
+        <w:tc>
+          <w:tcPr>
+            <w:tcW w:type="dxa" w:w="3216"/>
+            <w:vAlign w:val="center"/>
+          </w:tcPr>
+          <w:p>
+            <w:pPr>
+              <w:jc w:val="center"/>
+            </w:pPr>
+            <w:r>
+              <w:rPr>
+                <w:rFonts w:ascii="Times New Roman" w:hAnsi="Times New Roman"/>
+                <w:b w:val="0"/>
+                <w:sz w:val="18"/>
+              </w:rPr>
+              <w:t>1</w:t>
+            </w:r>
+          </w:p>
+        </w:tc>
+        <w:tc>
+          <w:tcPr>
+            <w:tcW w:type="dxa" w:w="3216"/>
+            <w:vAlign w:val="center"/>
+          </w:tcPr>
+          <w:p>
+            <w:pPr>
+              <w:jc w:val="center"/>
+            </w:pPr>
+            <w:r>
+              <w:rPr>
+                <w:rFonts w:ascii="Times New Roman" w:hAnsi="Times New Roman"/>
+                <w:b w:val="0"/>
+                <w:sz w:val="18"/>
+              </w:rPr>
+              <w:t>VIX</w:t>
+            </w:r>
+          </w:p>
+        </w:tc>
+        <w:tc>
+          <w:tcPr>
+            <w:tcW w:type="dxa" w:w="3216"/>
+            <w:vAlign w:val="center"/>
+          </w:tcPr>
+          <w:p>
+            <w:pPr>
+              <w:jc w:val="center"/>
+            </w:pPr>
+            <w:r>
+              <w:rPr>
+                <w:rFonts w:ascii="Times New Roman" w:hAnsi="Times New Roman"/>
+                <w:b w:val="0"/>
+                <w:sz w:val="18"/>
+              </w:rPr>
+              <w:t>0.0735</w:t>
+            </w:r>
+          </w:p>
+        </w:tc>
+      </w:tr>
+      <w:tr>
+        <w:tc>
+          <w:tcPr>
+            <w:tcW w:type="dxa" w:w="3216"/>
+            <w:vAlign w:val="center"/>
+          </w:tcPr>
+          <w:p>
+            <w:pPr>
+              <w:jc w:val="center"/>
+            </w:pPr>
+            <w:r>
+              <w:rPr>
+                <w:rFonts w:ascii="Times New Roman" w:hAnsi="Times New Roman"/>
+                <w:b w:val="0"/>
+                <w:sz w:val="18"/>
+              </w:rPr>
+              <w:t>2</w:t>
+            </w:r>
+          </w:p>
+        </w:tc>
+        <w:tc>
+          <w:tcPr>
+            <w:tcW w:type="dxa" w:w="3216"/>
+            <w:vAlign w:val="center"/>
+          </w:tcPr>
+          <w:p>
+            <w:pPr>
+              <w:jc w:val="center"/>
+            </w:pPr>
+            <w:r>
+              <w:rPr>
+                <w:rFonts w:ascii="Times New Roman" w:hAnsi="Times New Roman"/>
+                <w:b w:val="0"/>
+                <w:sz w:val="18"/>
+              </w:rPr>
+              <w:t>Gold</w:t>
+            </w:r>
+          </w:p>
+        </w:tc>
+        <w:tc>
+          <w:tcPr>
+            <w:tcW w:type="dxa" w:w="3216"/>
+            <w:vAlign w:val="center"/>
+          </w:tcPr>
+          <w:p>
+            <w:pPr>
+              <w:jc w:val="center"/>
+            </w:pPr>
+            <w:r>
+              <w:rPr>
+                <w:rFonts w:ascii="Times New Roman" w:hAnsi="Times New Roman"/>
+                <w:b w:val="0"/>
+                <w:sz w:val="18"/>
+              </w:rPr>
+              <w:t>0.0074</w:t>
+            </w:r>
+          </w:p>
+        </w:tc>
+      </w:tr>
+      <w:tr>
+        <w:tc>
+          <w:tcPr>
+            <w:tcW w:type="dxa" w:w="3216"/>
+            <w:vAlign w:val="center"/>
+          </w:tcPr>
+          <w:p>
+            <w:pPr>
+              <w:jc w:val="center"/>
+            </w:pPr>
+            <w:r>
+              <w:rPr>
+                <w:rFonts w:ascii="Times New Roman" w:hAnsi="Times New Roman"/>
+                <w:b w:val="0"/>
+                <w:sz w:val="18"/>
+              </w:rPr>
+              <w:t>3</w:t>
+            </w:r>
+          </w:p>
+        </w:tc>
+        <w:tc>
+          <w:tcPr>
+            <w:tcW w:type="dxa" w:w="3216"/>
+            <w:vAlign w:val="center"/>
+          </w:tcPr>
+          <w:p>
+            <w:pPr>
+              <w:jc w:val="center"/>
+            </w:pPr>
+            <w:r>
+              <w:rPr>
+                <w:rFonts w:ascii="Times New Roman" w:hAnsi="Times New Roman"/>
+                <w:b w:val="0"/>
+                <w:sz w:val="18"/>
+              </w:rPr>
+              <w:t>Silver</w:t>
+            </w:r>
+          </w:p>
+        </w:tc>
+        <w:tc>
+          <w:tcPr>
+            <w:tcW w:type="dxa" w:w="3216"/>
+            <w:vAlign w:val="center"/>
+          </w:tcPr>
+          <w:p>
+            <w:pPr>
+              <w:jc w:val="center"/>
+            </w:pPr>
+            <w:r>
+              <w:rPr>
+                <w:rFonts w:ascii="Times New Roman" w:hAnsi="Times New Roman"/>
+                <w:b w:val="0"/>
+                <w:sz w:val="18"/>
+              </w:rPr>
+              <w:t>0.0000</w:t>
+            </w:r>
+          </w:p>
+        </w:tc>
+      </w:tr>
+      <w:tr>
+        <w:tc>
+          <w:tcPr>
+            <w:tcW w:type="dxa" w:w="3216"/>
+            <w:vAlign w:val="center"/>
+          </w:tcPr>
+          <w:p>
+            <w:pPr>
+              <w:jc w:val="center"/>
+            </w:pPr>
+            <w:r>
+              <w:rPr>
+                <w:rFonts w:ascii="Times New Roman" w:hAnsi="Times New Roman"/>
+                <w:b w:val="0"/>
+                <w:sz w:val="18"/>
+              </w:rPr>
+              <w:t>4</w:t>
+            </w:r>
+          </w:p>
+        </w:tc>
+        <w:tc>
+          <w:tcPr>
+            <w:tcW w:type="dxa" w:w="3216"/>
+            <w:vAlign w:val="center"/>
+          </w:tcPr>
+          <w:p>
+            <w:pPr>
+              <w:jc w:val="center"/>
+            </w:pPr>
+            <w:r>
+              <w:rPr>
+                <w:rFonts w:ascii="Times New Roman" w:hAnsi="Times New Roman"/>
+                <w:b w:val="0"/>
+                <w:sz w:val="18"/>
+              </w:rPr>
+              <w:t>Brent_Oil</w:t>
+            </w:r>
+          </w:p>
+        </w:tc>
+        <w:tc>
+          <w:tcPr>
+            <w:tcW w:type="dxa" w:w="3216"/>
+            <w:vAlign w:val="center"/>
+          </w:tcPr>
+          <w:p>
+            <w:pPr>
+              <w:jc w:val="center"/>
+            </w:pPr>
+            <w:r>
+              <w:rPr>
+                <w:rFonts w:ascii="Times New Roman" w:hAnsi="Times New Roman"/>
+                <w:b w:val="0"/>
+                <w:sz w:val="18"/>
+              </w:rPr>
+              <w:t>0.0000</w:t>
+            </w:r>
+          </w:p>
+        </w:tc>
+      </w:tr>
+      <w:tr>
+        <w:tc>
+          <w:tcPr>
+            <w:tcW w:type="dxa" w:w="3216"/>
+            <w:vAlign w:val="center"/>
+          </w:tcPr>
+          <w:p>
+            <w:pPr>
+              <w:jc w:val="center"/>
+            </w:pPr>
+            <w:r>
+              <w:rPr>
+                <w:rFonts w:ascii="Times New Roman" w:hAnsi="Times New Roman"/>
+                <w:b w:val="0"/>
+                <w:sz w:val="18"/>
+              </w:rPr>
+              <w:t>5</w:t>
+            </w:r>
+          </w:p>
+        </w:tc>
+        <w:tc>
+          <w:tcPr>
+            <w:tcW w:type="dxa" w:w="3216"/>
+            <w:vAlign w:val="center"/>
+          </w:tcPr>
+          <w:p>
+            <w:pPr>
+              <w:jc w:val="center"/>
+            </w:pPr>
+            <w:r>
+              <w:rPr>
+                <w:rFonts w:ascii="Times New Roman" w:hAnsi="Times New Roman"/>
+                <w:b w:val="0"/>
+                <w:sz w:val="18"/>
+              </w:rPr>
+              <w:t>Natural_Gas</w:t>
+            </w:r>
+          </w:p>
+        </w:tc>
+        <w:tc>
+          <w:tcPr>
+            <w:tcW w:type="dxa" w:w="3216"/>
+            <w:vAlign w:val="center"/>
+          </w:tcPr>
+          <w:p>
+            <w:pPr>
+              <w:jc w:val="center"/>
+            </w:pPr>
+            <w:r>
+              <w:rPr>
+                <w:rFonts w:ascii="Times New Roman" w:hAnsi="Times New Roman"/>
+                <w:b w:val="0"/>
+                <w:sz w:val="18"/>
+              </w:rPr>
+              <w:t>0.0000</w:t>
+            </w:r>
+          </w:p>
+        </w:tc>
+      </w:tr>
+    </w:tbl>
+    <w:p>
+      <w:pPr>
+        <w:jc w:val="left"/>
+      </w:pPr>
+      <w:r>
+        <w:rPr>
+          <w:rFonts w:ascii="Times New Roman" w:hAnsi="Times New Roman"/>
+          <w:b/>
+          <w:sz w:val="22"/>
+        </w:rPr>
+        <w:t>Closeness Centrality İlk 5 Düğüm</w:t>
+      </w:r>
+    </w:p>
+    <w:tbl>
+      <w:tblPr>
+        <w:tblStyle w:val="TabloKlavuzu"/>
+        <w:tblW w:type="auto" w:w="0"/>
+        <w:jc w:val="center"/>
+        <w:tblLook w:firstColumn="1" w:firstRow="1" w:lastColumn="0" w:lastRow="0" w:noHBand="0" w:noVBand="1" w:val="04A0"/>
+      </w:tblPr>
+      <w:tblGrid>
+        <w:gridCol w:w="3216"/>
+        <w:gridCol w:w="3216"/>
+        <w:gridCol w:w="3216"/>
+      </w:tblGrid>
+      <w:tr>
+        <w:tc>
+          <w:tcPr>
+            <w:tcW w:type="dxa" w:w="3216"/>
+            <w:vAlign w:val="center"/>
+          </w:tcPr>
+          <w:p>
+            <w:pPr>
+              <w:jc w:val="center"/>
+            </w:pPr>
+            <w:r>
+              <w:rPr>
+                <w:rFonts w:ascii="Times New Roman" w:hAnsi="Times New Roman"/>
+                <w:b w:val="0"/>
+                <w:sz w:val="18"/>
+              </w:rPr>
+              <w:t>Sıra</w:t>
+            </w:r>
+          </w:p>
+        </w:tc>
+        <w:tc>
+          <w:tcPr>
+            <w:tcW w:type="dxa" w:w="3216"/>
+            <w:vAlign w:val="center"/>
+          </w:tcPr>
+          <w:p>
+            <w:pPr>
+              <w:jc w:val="center"/>
+            </w:pPr>
+            <w:r>
+              <w:rPr>
+                <w:rFonts w:ascii="Times New Roman" w:hAnsi="Times New Roman"/>
+                <w:b w:val="0"/>
+                <w:sz w:val="18"/>
+              </w:rPr>
+              <w:t>Düğüm</w:t>
+            </w:r>
+          </w:p>
+        </w:tc>
+        <w:tc>
+          <w:tcPr>
+            <w:tcW w:type="dxa" w:w="3216"/>
+            <w:vAlign w:val="center"/>
+          </w:tcPr>
+          <w:p>
+            <w:pPr>
+              <w:jc w:val="center"/>
+            </w:pPr>
+            <w:r>
+              <w:rPr>
+                <w:rFonts w:ascii="Times New Roman" w:hAnsi="Times New Roman"/>
+                <w:b w:val="0"/>
+                <w:sz w:val="18"/>
+              </w:rPr>
+              <w:t>Değer</w:t>
+            </w:r>
+          </w:p>
+        </w:tc>
+      </w:tr>
+      <w:tr>
+        <w:tc>
+          <w:tcPr>
+            <w:tcW w:type="dxa" w:w="3216"/>
+            <w:vAlign w:val="center"/>
+          </w:tcPr>
+          <w:p>
+            <w:pPr>
+              <w:jc w:val="center"/>
+            </w:pPr>
+            <w:r>
+              <w:rPr>
+                <w:rFonts w:ascii="Times New Roman" w:hAnsi="Times New Roman"/>
+                <w:b w:val="0"/>
+                <w:sz w:val="18"/>
+              </w:rPr>
+              <w:t>1</w:t>
+            </w:r>
+          </w:p>
+        </w:tc>
+        <w:tc>
+          <w:tcPr>
+            <w:tcW w:type="dxa" w:w="3216"/>
+            <w:vAlign w:val="center"/>
+          </w:tcPr>
+          <w:p>
+            <w:pPr>
+              <w:jc w:val="center"/>
+            </w:pPr>
+            <w:r>
+              <w:rPr>
+                <w:rFonts w:ascii="Times New Roman" w:hAnsi="Times New Roman"/>
+                <w:b w:val="0"/>
+                <w:sz w:val="18"/>
+              </w:rPr>
+              <w:t>DAX</w:t>
+            </w:r>
+          </w:p>
+        </w:tc>
+        <w:tc>
+          <w:tcPr>
+            <w:tcW w:type="dxa" w:w="3216"/>
+            <w:vAlign w:val="center"/>
+          </w:tcPr>
+          <w:p>
+            <w:pPr>
+              <w:jc w:val="center"/>
+            </w:pPr>
+            <w:r>
+              <w:rPr>
+                <w:rFonts w:ascii="Times New Roman" w:hAnsi="Times New Roman"/>
+                <w:b w:val="0"/>
+                <w:sz w:val="18"/>
+              </w:rPr>
+              <w:t>0.2941</w:t>
+            </w:r>
+          </w:p>
+        </w:tc>
+      </w:tr>
+      <w:tr>
+        <w:tc>
+          <w:tcPr>
+            <w:tcW w:type="dxa" w:w="3216"/>
+            <w:vAlign w:val="center"/>
+          </w:tcPr>
+          <w:p>
+            <w:pPr>
+              <w:jc w:val="center"/>
+            </w:pPr>
+            <w:r>
+              <w:rPr>
+                <w:rFonts w:ascii="Times New Roman" w:hAnsi="Times New Roman"/>
+                <w:b w:val="0"/>
+                <w:sz w:val="18"/>
+              </w:rPr>
+              <w:t>2</w:t>
+            </w:r>
+          </w:p>
+        </w:tc>
+        <w:tc>
+          <w:tcPr>
+            <w:tcW w:type="dxa" w:w="3216"/>
+            <w:vAlign w:val="center"/>
+          </w:tcPr>
+          <w:p>
+            <w:pPr>
+              <w:jc w:val="center"/>
+            </w:pPr>
+            <w:r>
+              <w:rPr>
+                <w:rFonts w:ascii="Times New Roman" w:hAnsi="Times New Roman"/>
+                <w:b w:val="0"/>
+                <w:sz w:val="18"/>
+              </w:rPr>
+              <w:t>SP500</w:t>
+            </w:r>
+          </w:p>
+        </w:tc>
+        <w:tc>
+          <w:tcPr>
+            <w:tcW w:type="dxa" w:w="3216"/>
+            <w:vAlign w:val="center"/>
+          </w:tcPr>
+          <w:p>
+            <w:pPr>
+              <w:jc w:val="center"/>
+            </w:pPr>
+            <w:r>
+              <w:rPr>
+                <w:rFonts w:ascii="Times New Roman" w:hAnsi="Times New Roman"/>
+                <w:b w:val="0"/>
+                <w:sz w:val="18"/>
+              </w:rPr>
+              <w:t>0.2941</w:t>
+            </w:r>
+          </w:p>
+        </w:tc>
+      </w:tr>
+      <w:tr>
+        <w:tc>
+          <w:tcPr>
+            <w:tcW w:type="dxa" w:w="3216"/>
+            <w:vAlign w:val="center"/>
+          </w:tcPr>
+          <w:p>
+            <w:pPr>
+              <w:jc w:val="center"/>
+            </w:pPr>
+            <w:r>
+              <w:rPr>
+                <w:rFonts w:ascii="Times New Roman" w:hAnsi="Times New Roman"/>
+                <w:b w:val="0"/>
+                <w:sz w:val="18"/>
+              </w:rPr>
+              <w:t>3</w:t>
+            </w:r>
+          </w:p>
+        </w:tc>
+        <w:tc>
+          <w:tcPr>
+            <w:tcW w:type="dxa" w:w="3216"/>
+            <w:vAlign w:val="center"/>
+          </w:tcPr>
+          <w:p>
+            <w:pPr>
+              <w:jc w:val="center"/>
+            </w:pPr>
+            <w:r>
+              <w:rPr>
+                <w:rFonts w:ascii="Times New Roman" w:hAnsi="Times New Roman"/>
+                <w:b w:val="0"/>
+                <w:sz w:val="18"/>
+              </w:rPr>
+              <w:t>FTSE100</w:t>
+            </w:r>
+          </w:p>
+        </w:tc>
+        <w:tc>
+          <w:tcPr>
+            <w:tcW w:type="dxa" w:w="3216"/>
+            <w:vAlign w:val="center"/>
+          </w:tcPr>
+          <w:p>
+            <w:pPr>
+              <w:jc w:val="center"/>
+            </w:pPr>
+            <w:r>
+              <w:rPr>
+                <w:rFonts w:ascii="Times New Roman" w:hAnsi="Times New Roman"/>
+                <w:b w:val="0"/>
+                <w:sz w:val="18"/>
+              </w:rPr>
+              <w:t>0.2941</w:t>
+            </w:r>
+          </w:p>
+        </w:tc>
+      </w:tr>
+      <w:tr>
+        <w:tc>
+          <w:tcPr>
+            <w:tcW w:type="dxa" w:w="3216"/>
+            <w:vAlign w:val="center"/>
+          </w:tcPr>
+          <w:p>
+            <w:pPr>
+              <w:jc w:val="center"/>
+            </w:pPr>
+            <w:r>
+              <w:rPr>
+                <w:rFonts w:ascii="Times New Roman" w:hAnsi="Times New Roman"/>
+                <w:b w:val="0"/>
+                <w:sz w:val="18"/>
+              </w:rPr>
+              <w:t>4</w:t>
+            </w:r>
+          </w:p>
+        </w:tc>
+        <w:tc>
+          <w:tcPr>
+            <w:tcW w:type="dxa" w:w="3216"/>
+            <w:vAlign w:val="center"/>
+          </w:tcPr>
+          <w:p>
+            <w:pPr>
+              <w:jc w:val="center"/>
+            </w:pPr>
+            <w:r>
+              <w:rPr>
+                <w:rFonts w:ascii="Times New Roman" w:hAnsi="Times New Roman"/>
+                <w:b w:val="0"/>
+                <w:sz w:val="18"/>
+              </w:rPr>
+              <w:t>VIX</w:t>
+            </w:r>
+          </w:p>
+        </w:tc>
+        <w:tc>
+          <w:tcPr>
+            <w:tcW w:type="dxa" w:w="3216"/>
+            <w:vAlign w:val="center"/>
+          </w:tcPr>
+          <w:p>
+            <w:pPr>
+              <w:jc w:val="center"/>
+            </w:pPr>
+            <w:r>
+              <w:rPr>
+                <w:rFonts w:ascii="Times New Roman" w:hAnsi="Times New Roman"/>
+                <w:b w:val="0"/>
+                <w:sz w:val="18"/>
+              </w:rPr>
+              <w:t>0.2941</w:t>
+            </w:r>
+          </w:p>
+        </w:tc>
+      </w:tr>
+      <w:tr>
+        <w:tc>
+          <w:tcPr>
+            <w:tcW w:type="dxa" w:w="3216"/>
+            <w:vAlign w:val="center"/>
+          </w:tcPr>
+          <w:p>
+            <w:pPr>
+              <w:jc w:val="center"/>
+            </w:pPr>
+            <w:r>
+              <w:rPr>
+                <w:rFonts w:ascii="Times New Roman" w:hAnsi="Times New Roman"/>
+                <w:b w:val="0"/>
+                <w:sz w:val="18"/>
+              </w:rPr>
+              <w:t>5</w:t>
+            </w:r>
+          </w:p>
+        </w:tc>
+        <w:tc>
+          <w:tcPr>
+            <w:tcW w:type="dxa" w:w="3216"/>
+            <w:vAlign w:val="center"/>
+          </w:tcPr>
+          <w:p>
+            <w:pPr>
+              <w:jc w:val="center"/>
+            </w:pPr>
+            <w:r>
+              <w:rPr>
+                <w:rFonts w:ascii="Times New Roman" w:hAnsi="Times New Roman"/>
+                <w:b w:val="0"/>
+                <w:sz w:val="18"/>
+              </w:rPr>
+              <w:t>Dow_Jones</w:t>
+            </w:r>
+          </w:p>
+        </w:tc>
+        <w:tc>
+          <w:tcPr>
+            <w:tcW w:type="dxa" w:w="3216"/>
+            <w:vAlign w:val="center"/>
+          </w:tcPr>
+          <w:p>
+            <w:pPr>
+              <w:jc w:val="center"/>
+            </w:pPr>
+            <w:r>
+              <w:rPr>
+                <w:rFonts w:ascii="Times New Roman" w:hAnsi="Times New Roman"/>
+                <w:b w:val="0"/>
+                <w:sz w:val="18"/>
+              </w:rPr>
+              <w:t>0.2941</w:t>
+            </w:r>
+          </w:p>
+        </w:tc>
+      </w:tr>
+    </w:tbl>
+    <w:p>
+      <w:pPr>
+        <w:jc w:val="left"/>
+      </w:pPr>
+      <w:r>
+        <w:rPr>
+          <w:rFonts w:ascii="Times New Roman" w:hAnsi="Times New Roman"/>
+          <w:b/>
+          <w:sz w:val="22"/>
+        </w:rPr>
+        <w:t>Eigenvector Centrality İlk 5 Düğüm</w:t>
+      </w:r>
+    </w:p>
+    <w:tbl>
+      <w:tblPr>
+        <w:tblStyle w:val="TabloKlavuzu"/>
+        <w:tblW w:type="auto" w:w="0"/>
+        <w:jc w:val="center"/>
+        <w:tblLook w:firstColumn="1" w:firstRow="1" w:lastColumn="0" w:lastRow="0" w:noHBand="0" w:noVBand="1" w:val="04A0"/>
+      </w:tblPr>
+      <w:tblGrid>
+        <w:gridCol w:w="3216"/>
+        <w:gridCol w:w="3216"/>
+        <w:gridCol w:w="3216"/>
+      </w:tblGrid>
+      <w:tr>
+        <w:tc>
+          <w:tcPr>
+            <w:tcW w:type="dxa" w:w="3216"/>
+            <w:vAlign w:val="center"/>
+          </w:tcPr>
+          <w:p>
+            <w:pPr>
+              <w:jc w:val="center"/>
+            </w:pPr>
+            <w:r>
+              <w:rPr>
+                <w:rFonts w:ascii="Times New Roman" w:hAnsi="Times New Roman"/>
+                <w:b w:val="0"/>
+                <w:sz w:val="18"/>
+              </w:rPr>
+              <w:t>Sıra</w:t>
+            </w:r>
+          </w:p>
+        </w:tc>
+        <w:tc>
+          <w:tcPr>
+            <w:tcW w:type="dxa" w:w="3216"/>
+            <w:vAlign w:val="center"/>
+          </w:tcPr>
+          <w:p>
+            <w:pPr>
+              <w:jc w:val="center"/>
+            </w:pPr>
+            <w:r>
+              <w:rPr>
+                <w:rFonts w:ascii="Times New Roman" w:hAnsi="Times New Roman"/>
+                <w:b w:val="0"/>
+                <w:sz w:val="18"/>
+              </w:rPr>
+              <w:t>Düğüm</w:t>
+            </w:r>
+          </w:p>
+        </w:tc>
+        <w:tc>
+          <w:tcPr>
+            <w:tcW w:type="dxa" w:w="3216"/>
+            <w:vAlign w:val="center"/>
+          </w:tcPr>
+          <w:p>
+            <w:pPr>
+              <w:jc w:val="center"/>
+            </w:pPr>
+            <w:r>
+              <w:rPr>
+                <w:rFonts w:ascii="Times New Roman" w:hAnsi="Times New Roman"/>
+                <w:b w:val="0"/>
+                <w:sz w:val="18"/>
+              </w:rPr>
+              <w:t>Değer</w:t>
+            </w:r>
+          </w:p>
+        </w:tc>
+      </w:tr>
+      <w:tr>
+        <w:tc>
+          <w:tcPr>
+            <w:tcW w:type="dxa" w:w="3216"/>
+            <w:vAlign w:val="center"/>
+          </w:tcPr>
+          <w:p>
+            <w:pPr>
+              <w:jc w:val="center"/>
+            </w:pPr>
+            <w:r>
+              <w:rPr>
+                <w:rFonts w:ascii="Times New Roman" w:hAnsi="Times New Roman"/>
+                <w:b w:val="0"/>
+                <w:sz w:val="18"/>
+              </w:rPr>
+              <w:t>1</w:t>
+            </w:r>
+          </w:p>
+        </w:tc>
+        <w:tc>
+          <w:tcPr>
+            <w:tcW w:type="dxa" w:w="3216"/>
+            <w:vAlign w:val="center"/>
+          </w:tcPr>
+          <w:p>
+            <w:pPr>
+              <w:jc w:val="center"/>
+            </w:pPr>
+            <w:r>
+              <w:rPr>
+                <w:rFonts w:ascii="Times New Roman" w:hAnsi="Times New Roman"/>
+                <w:b w:val="0"/>
+                <w:sz w:val="18"/>
+              </w:rPr>
+              <w:t>DAX</w:t>
+            </w:r>
+          </w:p>
+        </w:tc>
+        <w:tc>
+          <w:tcPr>
+            <w:tcW w:type="dxa" w:w="3216"/>
+            <w:vAlign w:val="center"/>
+          </w:tcPr>
+          <w:p>
+            <w:pPr>
+              <w:jc w:val="center"/>
+            </w:pPr>
+            <w:r>
+              <w:rPr>
+                <w:rFonts w:ascii="Times New Roman" w:hAnsi="Times New Roman"/>
+                <w:b w:val="0"/>
+                <w:sz w:val="18"/>
+              </w:rPr>
+              <w:t>0.4082</w:t>
+            </w:r>
+          </w:p>
+        </w:tc>
+      </w:tr>
+      <w:tr>
+        <w:tc>
+          <w:tcPr>
+            <w:tcW w:type="dxa" w:w="3216"/>
+            <w:vAlign w:val="center"/>
+          </w:tcPr>
+          <w:p>
+            <w:pPr>
+              <w:jc w:val="center"/>
+            </w:pPr>
+            <w:r>
+              <w:rPr>
+                <w:rFonts w:ascii="Times New Roman" w:hAnsi="Times New Roman"/>
+                <w:b w:val="0"/>
+                <w:sz w:val="18"/>
+              </w:rPr>
+              <w:t>2</w:t>
+            </w:r>
+          </w:p>
+        </w:tc>
+        <w:tc>
+          <w:tcPr>
+            <w:tcW w:type="dxa" w:w="3216"/>
+            <w:vAlign w:val="center"/>
+          </w:tcPr>
+          <w:p>
+            <w:pPr>
+              <w:jc w:val="center"/>
+            </w:pPr>
+            <w:r>
+              <w:rPr>
+                <w:rFonts w:ascii="Times New Roman" w:hAnsi="Times New Roman"/>
+                <w:b w:val="0"/>
+                <w:sz w:val="18"/>
+              </w:rPr>
+              <w:t>SP500</w:t>
+            </w:r>
+          </w:p>
+        </w:tc>
+        <w:tc>
+          <w:tcPr>
+            <w:tcW w:type="dxa" w:w="3216"/>
+            <w:vAlign w:val="center"/>
+          </w:tcPr>
+          <w:p>
+            <w:pPr>
+              <w:jc w:val="center"/>
+            </w:pPr>
+            <w:r>
+              <w:rPr>
+                <w:rFonts w:ascii="Times New Roman" w:hAnsi="Times New Roman"/>
+                <w:b w:val="0"/>
+                <w:sz w:val="18"/>
+              </w:rPr>
+              <w:t>0.4082</w:t>
+            </w:r>
+          </w:p>
+        </w:tc>
+      </w:tr>
+      <w:tr>
+        <w:tc>
+          <w:tcPr>
+            <w:tcW w:type="dxa" w:w="3216"/>
+            <w:vAlign w:val="center"/>
+          </w:tcPr>
+          <w:p>
+            <w:pPr>
+              <w:jc w:val="center"/>
+            </w:pPr>
+            <w:r>
+              <w:rPr>
+                <w:rFonts w:ascii="Times New Roman" w:hAnsi="Times New Roman"/>
+                <w:b w:val="0"/>
+                <w:sz w:val="18"/>
+              </w:rPr>
+              <w:t>3</w:t>
+            </w:r>
+          </w:p>
+        </w:tc>
+        <w:tc>
+          <w:tcPr>
+            <w:tcW w:type="dxa" w:w="3216"/>
+            <w:vAlign w:val="center"/>
+          </w:tcPr>
+          <w:p>
+            <w:pPr>
+              <w:jc w:val="center"/>
+            </w:pPr>
+            <w:r>
+              <w:rPr>
+                <w:rFonts w:ascii="Times New Roman" w:hAnsi="Times New Roman"/>
+                <w:b w:val="0"/>
+                <w:sz w:val="18"/>
+              </w:rPr>
+              <w:t>FTSE100</w:t>
+            </w:r>
+          </w:p>
+        </w:tc>
+        <w:tc>
+          <w:tcPr>
+            <w:tcW w:type="dxa" w:w="3216"/>
+            <w:vAlign w:val="center"/>
+          </w:tcPr>
+          <w:p>
+            <w:pPr>
+              <w:jc w:val="center"/>
+            </w:pPr>
+            <w:r>
+              <w:rPr>
+                <w:rFonts w:ascii="Times New Roman" w:hAnsi="Times New Roman"/>
+                <w:b w:val="0"/>
+                <w:sz w:val="18"/>
+              </w:rPr>
+              <w:t>0.4082</w:t>
+            </w:r>
+          </w:p>
+        </w:tc>
+      </w:tr>
+      <w:tr>
+        <w:tc>
+          <w:tcPr>
+            <w:tcW w:type="dxa" w:w="3216"/>
+            <w:vAlign w:val="center"/>
+          </w:tcPr>
+          <w:p>
+            <w:pPr>
+              <w:jc w:val="center"/>
+            </w:pPr>
+            <w:r>
+              <w:rPr>
+                <w:rFonts w:ascii="Times New Roman" w:hAnsi="Times New Roman"/>
+                <w:b w:val="0"/>
+                <w:sz w:val="18"/>
+              </w:rPr>
+              <w:t>4</w:t>
+            </w:r>
+          </w:p>
+        </w:tc>
+        <w:tc>
+          <w:tcPr>
+            <w:tcW w:type="dxa" w:w="3216"/>
+            <w:vAlign w:val="center"/>
+          </w:tcPr>
+          <w:p>
+            <w:pPr>
+              <w:jc w:val="center"/>
+            </w:pPr>
+            <w:r>
+              <w:rPr>
+                <w:rFonts w:ascii="Times New Roman" w:hAnsi="Times New Roman"/>
+                <w:b w:val="0"/>
+                <w:sz w:val="18"/>
+              </w:rPr>
+              <w:t>VIX</w:t>
+            </w:r>
+          </w:p>
+        </w:tc>
+        <w:tc>
+          <w:tcPr>
+            <w:tcW w:type="dxa" w:w="3216"/>
+            <w:vAlign w:val="center"/>
+          </w:tcPr>
+          <w:p>
+            <w:pPr>
+              <w:jc w:val="center"/>
+            </w:pPr>
+            <w:r>
+              <w:rPr>
+                <w:rFonts w:ascii="Times New Roman" w:hAnsi="Times New Roman"/>
+                <w:b w:val="0"/>
+                <w:sz w:val="18"/>
+              </w:rPr>
+              <w:t>0.4082</w:t>
+            </w:r>
+          </w:p>
+        </w:tc>
+      </w:tr>
+      <w:tr>
+        <w:tc>
+          <w:tcPr>
+            <w:tcW w:type="dxa" w:w="3216"/>
+            <w:vAlign w:val="center"/>
+          </w:tcPr>
+          <w:p>
+            <w:pPr>
+              <w:jc w:val="center"/>
+            </w:pPr>
+            <w:r>
+              <w:rPr>
+                <w:rFonts w:ascii="Times New Roman" w:hAnsi="Times New Roman"/>
+                <w:b w:val="0"/>
+                <w:sz w:val="18"/>
+              </w:rPr>
+              <w:t>5</w:t>
+            </w:r>
+          </w:p>
+        </w:tc>
+        <w:tc>
+          <w:tcPr>
+            <w:tcW w:type="dxa" w:w="3216"/>
+            <w:vAlign w:val="center"/>
+          </w:tcPr>
+          <w:p>
+            <w:pPr>
+              <w:jc w:val="center"/>
+            </w:pPr>
+            <w:r>
+              <w:rPr>
+                <w:rFonts w:ascii="Times New Roman" w:hAnsi="Times New Roman"/>
+                <w:b w:val="0"/>
+                <w:sz w:val="18"/>
+              </w:rPr>
+              <w:t>Dow_Jones</w:t>
+            </w:r>
+          </w:p>
+        </w:tc>
+        <w:tc>
+          <w:tcPr>
+            <w:tcW w:type="dxa" w:w="3216"/>
+            <w:vAlign w:val="center"/>
+          </w:tcPr>
+          <w:p>
+            <w:pPr>
+              <w:jc w:val="center"/>
+            </w:pPr>
+            <w:r>
+              <w:rPr>
+                <w:rFonts w:ascii="Times New Roman" w:hAnsi="Times New Roman"/>
+                <w:b w:val="0"/>
+                <w:sz w:val="18"/>
+              </w:rPr>
+              <w:t>0.4082</w:t>
+            </w:r>
+          </w:p>
+        </w:tc>
+      </w:tr>
+    </w:tbl>
     <w:p>
       <w:pPr>
         <w:pStyle w:val="Balk2"/>
@@ -8416,34 +10000,46 @@
           </w:tcPr>
           <w:p>
             <w:pPr>
-              <w:spacing w:after="60"/>
               <w:jc w:val="center"/>
             </w:pPr>
             <w:r>
               <w:rPr>
                 <w:rFonts w:ascii="Times New Roman" w:hAnsi="Times New Roman"/>
+              </w:rPr>
+            </w:r>
+            <w:r>
+              <w:rPr>
+                <w:rFonts w:ascii="Times New Roman" w:hAnsi="Times New Roman"/>
                 <w:b/>
-                <w:sz w:val="18"/>
-              </w:rPr>
-              <w:t>?ekil 4 - Community Detection Network G?rseli</w:t>
-              <w:br/>
+                <w:sz w:val="20"/>
+              </w:rPr>
+              <w:t>Şekil 4 - Community Detection Network Görseli</w:t>
+            </w:r>
+          </w:p>
+          <w:p>
+            <w:pPr>
+              <w:jc w:val="center"/>
+            </w:pPr>
+            <w:r>
+              <w:rPr>
+                <w:rFonts w:ascii="Times New Roman" w:hAnsi="Times New Roman"/>
+                <w:sz w:val="18"/>
+              </w:rPr>
               <w:t>Dosya: outputs/graphs/community_network.png</w:t>
             </w:r>
           </w:p>
           <w:p>
             <w:pPr>
-              <w:spacing w:after="60"/>
               <w:jc w:val="center"/>
             </w:pPr>
             <w:r>
               <w:rPr>
                 <w:rFonts w:ascii="Times New Roman" w:hAnsi="Times New Roman"/>
-                <w:sz w:val="18"/>
               </w:rPr>
               <w:drawing>
                 <wp:inline xmlns:a="http://schemas.openxmlformats.org/drawingml/2006/main" xmlns:pic="http://schemas.openxmlformats.org/drawingml/2006/picture">
-                  <wp:extent cx="5760720" cy="4474481"/>
-                  <wp:docPr id="3" name="Picture 3"/>
+                  <wp:extent cx="5669280" cy="4030365"/>
+                  <wp:docPr id="8" name="Picture 8"/>
                   <wp:cNvGraphicFramePr>
                     <a:graphicFrameLocks noChangeAspect="1"/>
                   </wp:cNvGraphicFramePr>
@@ -8455,7 +10051,7 @@
                           <pic:cNvPicPr/>
                         </pic:nvPicPr>
                         <pic:blipFill>
-                          <a:blip r:embed="rId13"/>
+                          <a:blip r:embed="rId17"/>
                           <a:stretch>
                             <a:fillRect/>
                           </a:stretch>
@@ -8463,7 +10059,7 @@
                         <pic:spPr>
                           <a:xfrm>
                             <a:off x="0" y="0"/>
-                            <a:ext cx="5760720" cy="4474481"/>
+                            <a:ext cx="5669280" cy="4030365"/>
                           </a:xfrm>
                           <a:prstGeom prst="rect"/>
                         </pic:spPr>

--- a/report/finansal_ag_analizi_raporu_duzenlenmis.docx
+++ b/report/finansal_ag_analizi_raporu_duzenlenmis.docx
@@ -6324,11 +6324,7 @@
             <w:pPr>
               <w:jc w:val="center"/>
             </w:pPr>
-            <w:r>
-              <w:rPr>
-                <w:rFonts w:ascii="Times New Roman" w:hAnsi="Times New Roman"/>
-              </w:rPr>
-            </w:r>
+            <w:r/>
             <w:r>
               <w:rPr>
                 <w:rFonts w:ascii="Times New Roman" w:hAnsi="Times New Roman"/>
@@ -6355,13 +6351,10 @@
               <w:jc w:val="center"/>
             </w:pPr>
             <w:r>
-              <w:rPr>
-                <w:rFonts w:ascii="Times New Roman" w:hAnsi="Times New Roman"/>
-              </w:rPr>
               <w:drawing>
                 <wp:inline xmlns:a="http://schemas.openxmlformats.org/drawingml/2006/main" xmlns:pic="http://schemas.openxmlformats.org/drawingml/2006/picture">
-                  <wp:extent cx="5303520" cy="2651760"/>
-                  <wp:docPr id="7" name="Picture 7"/>
+                  <wp:extent cx="5303520" cy="2623534"/>
+                  <wp:docPr id="9" name="Picture 9"/>
                   <wp:cNvGraphicFramePr>
                     <a:graphicFrameLocks noChangeAspect="1"/>
                   </wp:cNvGraphicFramePr>
@@ -6373,7 +6366,7 @@
                           <pic:cNvPicPr/>
                         </pic:nvPicPr>
                         <pic:blipFill>
-                          <a:blip r:embed="rId12"/>
+                          <a:blip r:embed="rId18"/>
                           <a:stretch>
                             <a:fillRect/>
                           </a:stretch>
@@ -6381,7 +6374,7 @@
                         <pic:spPr>
                           <a:xfrm>
                             <a:off x="0" y="0"/>
-                            <a:ext cx="5303520" cy="2651760"/>
+                            <a:ext cx="5303520" cy="2623534"/>
                           </a:xfrm>
                           <a:prstGeom prst="rect"/>
                         </pic:spPr>
@@ -6579,15 +6572,14 @@
           </w:tcPr>
           <w:p>
             <w:pPr>
-              <w:spacing w:after="60"/>
-              <w:jc w:val="left"/>
-            </w:pPr>
-            <w:r>
-              <w:rPr>
-                <w:rFonts w:ascii="Times New Roman" w:hAnsi="Times New Roman"/>
-                <w:sz w:val="18"/>
-              </w:rPr>
-              <w:t>FTSE100</w:t>
+              <w:jc w:val="center"/>
+            </w:pPr>
+            <w:r>
+              <w:rPr>
+                <w:rFonts w:ascii="Times New Roman" w:hAnsi="Times New Roman"/>
+                <w:sz w:val="18"/>
+              </w:rPr>
+              <w:t>DAX</w:t>
             </w:r>
           </w:p>
         </w:tc>
@@ -6598,15 +6590,14 @@
           </w:tcPr>
           <w:p>
             <w:pPr>
-              <w:spacing w:after="60"/>
-              <w:jc w:val="left"/>
-            </w:pPr>
-            <w:r>
-              <w:rPr>
-                <w:rFonts w:ascii="Times New Roman" w:hAnsi="Times New Roman"/>
-                <w:sz w:val="18"/>
-              </w:rPr>
-              <w:t>0.4167</w:t>
+              <w:jc w:val="center"/>
+            </w:pPr>
+            <w:r>
+              <w:rPr>
+                <w:rFonts w:ascii="Times New Roman" w:hAnsi="Times New Roman"/>
+                <w:sz w:val="18"/>
+              </w:rPr>
+              <w:t>0.2941</w:t>
             </w:r>
           </w:p>
         </w:tc>
@@ -6617,8 +6608,7 @@
           </w:tcPr>
           <w:p>
             <w:pPr>
-              <w:spacing w:after="60"/>
-              <w:jc w:val="left"/>
+              <w:jc w:val="center"/>
             </w:pPr>
             <w:r>
               <w:rPr>
@@ -6636,15 +6626,14 @@
           </w:tcPr>
           <w:p>
             <w:pPr>
-              <w:spacing w:after="60"/>
-              <w:jc w:val="left"/>
-            </w:pPr>
-            <w:r>
-              <w:rPr>
-                <w:rFonts w:ascii="Times New Roman" w:hAnsi="Times New Roman"/>
-                <w:sz w:val="18"/>
-              </w:rPr>
-              <w:t>0.4167</w:t>
+              <w:jc w:val="center"/>
+            </w:pPr>
+            <w:r>
+              <w:rPr>
+                <w:rFonts w:ascii="Times New Roman" w:hAnsi="Times New Roman"/>
+                <w:sz w:val="18"/>
+              </w:rPr>
+              <w:t>0.2941</w:t>
             </w:r>
           </w:p>
         </w:tc>
@@ -6655,8 +6644,7 @@
           </w:tcPr>
           <w:p>
             <w:pPr>
-              <w:spacing w:after="60"/>
-              <w:jc w:val="left"/>
+              <w:jc w:val="center"/>
             </w:pPr>
             <w:r>
               <w:rPr>
@@ -6674,8 +6662,7 @@
           </w:tcPr>
           <w:p>
             <w:pPr>
-              <w:spacing w:after="60"/>
-              <w:jc w:val="left"/>
+              <w:jc w:val="center"/>
             </w:pPr>
             <w:r>
               <w:rPr>
@@ -6698,15 +6685,14 @@
           </w:tcPr>
           <w:p>
             <w:pPr>
-              <w:spacing w:after="60"/>
-              <w:jc w:val="left"/>
-            </w:pPr>
-            <w:r>
-              <w:rPr>
-                <w:rFonts w:ascii="Times New Roman" w:hAnsi="Times New Roman"/>
-                <w:sz w:val="18"/>
-              </w:rPr>
-              <w:t>DAX</w:t>
+              <w:jc w:val="center"/>
+            </w:pPr>
+            <w:r>
+              <w:rPr>
+                <w:rFonts w:ascii="Times New Roman" w:hAnsi="Times New Roman"/>
+                <w:sz w:val="18"/>
+              </w:rPr>
+              <w:t>SP500</w:t>
             </w:r>
           </w:p>
         </w:tc>
@@ -6717,15 +6703,14 @@
           </w:tcPr>
           <w:p>
             <w:pPr>
-              <w:spacing w:after="60"/>
-              <w:jc w:val="left"/>
-            </w:pPr>
-            <w:r>
-              <w:rPr>
-                <w:rFonts w:ascii="Times New Roman" w:hAnsi="Times New Roman"/>
-                <w:sz w:val="18"/>
-              </w:rPr>
-              <w:t>0.4167</w:t>
+              <w:jc w:val="center"/>
+            </w:pPr>
+            <w:r>
+              <w:rPr>
+                <w:rFonts w:ascii="Times New Roman" w:hAnsi="Times New Roman"/>
+                <w:sz w:val="18"/>
+              </w:rPr>
+              <w:t>0.2941</w:t>
             </w:r>
           </w:p>
         </w:tc>
@@ -6736,8 +6721,7 @@
           </w:tcPr>
           <w:p>
             <w:pPr>
-              <w:spacing w:after="60"/>
-              <w:jc w:val="left"/>
+              <w:jc w:val="center"/>
             </w:pPr>
             <w:r>
               <w:rPr>
@@ -6755,15 +6739,14 @@
           </w:tcPr>
           <w:p>
             <w:pPr>
-              <w:spacing w:after="60"/>
-              <w:jc w:val="left"/>
-            </w:pPr>
-            <w:r>
-              <w:rPr>
-                <w:rFonts w:ascii="Times New Roman" w:hAnsi="Times New Roman"/>
-                <w:sz w:val="18"/>
-              </w:rPr>
-              <w:t>0.4167</w:t>
+              <w:jc w:val="center"/>
+            </w:pPr>
+            <w:r>
+              <w:rPr>
+                <w:rFonts w:ascii="Times New Roman" w:hAnsi="Times New Roman"/>
+                <w:sz w:val="18"/>
+              </w:rPr>
+              <w:t>0.2941</w:t>
             </w:r>
           </w:p>
         </w:tc>
@@ -6774,8 +6757,7 @@
           </w:tcPr>
           <w:p>
             <w:pPr>
-              <w:spacing w:after="60"/>
-              <w:jc w:val="left"/>
+              <w:jc w:val="center"/>
             </w:pPr>
             <w:r>
               <w:rPr>
@@ -6793,8 +6775,7 @@
           </w:tcPr>
           <w:p>
             <w:pPr>
-              <w:spacing w:after="60"/>
-              <w:jc w:val="left"/>
+              <w:jc w:val="center"/>
             </w:pPr>
             <w:r>
               <w:rPr>
@@ -6817,15 +6798,14 @@
           </w:tcPr>
           <w:p>
             <w:pPr>
-              <w:spacing w:after="60"/>
-              <w:jc w:val="left"/>
-            </w:pPr>
-            <w:r>
-              <w:rPr>
-                <w:rFonts w:ascii="Times New Roman" w:hAnsi="Times New Roman"/>
-                <w:sz w:val="18"/>
-              </w:rPr>
-              <w:t>Dow_Jones</w:t>
+              <w:jc w:val="center"/>
+            </w:pPr>
+            <w:r>
+              <w:rPr>
+                <w:rFonts w:ascii="Times New Roman" w:hAnsi="Times New Roman"/>
+                <w:sz w:val="18"/>
+              </w:rPr>
+              <w:t>FTSE100</w:t>
             </w:r>
           </w:p>
         </w:tc>
@@ -6836,15 +6816,14 @@
           </w:tcPr>
           <w:p>
             <w:pPr>
-              <w:spacing w:after="60"/>
-              <w:jc w:val="left"/>
-            </w:pPr>
-            <w:r>
-              <w:rPr>
-                <w:rFonts w:ascii="Times New Roman" w:hAnsi="Times New Roman"/>
-                <w:sz w:val="18"/>
-              </w:rPr>
-              <w:t>0.4167</w:t>
+              <w:jc w:val="center"/>
+            </w:pPr>
+            <w:r>
+              <w:rPr>
+                <w:rFonts w:ascii="Times New Roman" w:hAnsi="Times New Roman"/>
+                <w:sz w:val="18"/>
+              </w:rPr>
+              <w:t>0.2941</w:t>
             </w:r>
           </w:p>
         </w:tc>
@@ -6855,8 +6834,7 @@
           </w:tcPr>
           <w:p>
             <w:pPr>
-              <w:spacing w:after="60"/>
-              <w:jc w:val="left"/>
+              <w:jc w:val="center"/>
             </w:pPr>
             <w:r>
               <w:rPr>
@@ -6874,15 +6852,14 @@
           </w:tcPr>
           <w:p>
             <w:pPr>
-              <w:spacing w:after="60"/>
-              <w:jc w:val="left"/>
-            </w:pPr>
-            <w:r>
-              <w:rPr>
-                <w:rFonts w:ascii="Times New Roman" w:hAnsi="Times New Roman"/>
-                <w:sz w:val="18"/>
-              </w:rPr>
-              <w:t>0.4167</w:t>
+              <w:jc w:val="center"/>
+            </w:pPr>
+            <w:r>
+              <w:rPr>
+                <w:rFonts w:ascii="Times New Roman" w:hAnsi="Times New Roman"/>
+                <w:sz w:val="18"/>
+              </w:rPr>
+              <w:t>0.2941</w:t>
             </w:r>
           </w:p>
         </w:tc>
@@ -6893,8 +6870,7 @@
           </w:tcPr>
           <w:p>
             <w:pPr>
-              <w:spacing w:after="60"/>
-              <w:jc w:val="left"/>
+              <w:jc w:val="center"/>
             </w:pPr>
             <w:r>
               <w:rPr>
@@ -6912,8 +6888,7 @@
           </w:tcPr>
           <w:p>
             <w:pPr>
-              <w:spacing w:after="60"/>
-              <w:jc w:val="left"/>
+              <w:jc w:val="center"/>
             </w:pPr>
             <w:r>
               <w:rPr>
@@ -6936,15 +6911,14 @@
           </w:tcPr>
           <w:p>
             <w:pPr>
-              <w:spacing w:after="60"/>
-              <w:jc w:val="left"/>
-            </w:pPr>
-            <w:r>
-              <w:rPr>
-                <w:rFonts w:ascii="Times New Roman" w:hAnsi="Times New Roman"/>
-                <w:sz w:val="18"/>
-              </w:rPr>
-              <w:t>NASDAQ</w:t>
+              <w:jc w:val="center"/>
+            </w:pPr>
+            <w:r>
+              <w:rPr>
+                <w:rFonts w:ascii="Times New Roman" w:hAnsi="Times New Roman"/>
+                <w:sz w:val="18"/>
+              </w:rPr>
+              <w:t>VIX</w:t>
             </w:r>
           </w:p>
         </w:tc>
@@ -6955,15 +6929,14 @@
           </w:tcPr>
           <w:p>
             <w:pPr>
-              <w:spacing w:after="60"/>
-              <w:jc w:val="left"/>
-            </w:pPr>
-            <w:r>
-              <w:rPr>
-                <w:rFonts w:ascii="Times New Roman" w:hAnsi="Times New Roman"/>
-                <w:sz w:val="18"/>
-              </w:rPr>
-              <w:t>0.4167</w:t>
+              <w:jc w:val="center"/>
+            </w:pPr>
+            <w:r>
+              <w:rPr>
+                <w:rFonts w:ascii="Times New Roman" w:hAnsi="Times New Roman"/>
+                <w:sz w:val="18"/>
+              </w:rPr>
+              <w:t>0.2941</w:t>
             </w:r>
           </w:p>
         </w:tc>
@@ -6974,15 +6947,14 @@
           </w:tcPr>
           <w:p>
             <w:pPr>
-              <w:spacing w:after="60"/>
-              <w:jc w:val="left"/>
-            </w:pPr>
-            <w:r>
-              <w:rPr>
-                <w:rFonts w:ascii="Times New Roman" w:hAnsi="Times New Roman"/>
-                <w:sz w:val="18"/>
-              </w:rPr>
-              <w:t>0.0000</w:t>
+              <w:jc w:val="center"/>
+            </w:pPr>
+            <w:r>
+              <w:rPr>
+                <w:rFonts w:ascii="Times New Roman" w:hAnsi="Times New Roman"/>
+                <w:sz w:val="18"/>
+              </w:rPr>
+              <w:t>0.0735</w:t>
             </w:r>
           </w:p>
         </w:tc>
@@ -6993,15 +6965,14 @@
           </w:tcPr>
           <w:p>
             <w:pPr>
-              <w:spacing w:after="60"/>
-              <w:jc w:val="left"/>
-            </w:pPr>
-            <w:r>
-              <w:rPr>
-                <w:rFonts w:ascii="Times New Roman" w:hAnsi="Times New Roman"/>
-                <w:sz w:val="18"/>
-              </w:rPr>
-              <w:t>0.4167</w:t>
+              <w:jc w:val="center"/>
+            </w:pPr>
+            <w:r>
+              <w:rPr>
+                <w:rFonts w:ascii="Times New Roman" w:hAnsi="Times New Roman"/>
+                <w:sz w:val="18"/>
+              </w:rPr>
+              <w:t>0.2941</w:t>
             </w:r>
           </w:p>
         </w:tc>
@@ -7012,8 +6983,7 @@
           </w:tcPr>
           <w:p>
             <w:pPr>
-              <w:spacing w:after="60"/>
-              <w:jc w:val="left"/>
+              <w:jc w:val="center"/>
             </w:pPr>
             <w:r>
               <w:rPr>
@@ -7031,8 +7001,7 @@
           </w:tcPr>
           <w:p>
             <w:pPr>
-              <w:spacing w:after="60"/>
-              <w:jc w:val="left"/>
+              <w:jc w:val="center"/>
             </w:pPr>
             <w:r>
               <w:rPr>
@@ -7055,15 +7024,14 @@
           </w:tcPr>
           <w:p>
             <w:pPr>
-              <w:spacing w:after="60"/>
-              <w:jc w:val="left"/>
-            </w:pPr>
-            <w:r>
-              <w:rPr>
-                <w:rFonts w:ascii="Times New Roman" w:hAnsi="Times New Roman"/>
-                <w:sz w:val="18"/>
-              </w:rPr>
-              <w:t>SP500</w:t>
+              <w:jc w:val="center"/>
+            </w:pPr>
+            <w:r>
+              <w:rPr>
+                <w:rFonts w:ascii="Times New Roman" w:hAnsi="Times New Roman"/>
+                <w:sz w:val="18"/>
+              </w:rPr>
+              <w:t>Dow_Jones</w:t>
             </w:r>
           </w:p>
         </w:tc>
@@ -7074,15 +7042,14 @@
           </w:tcPr>
           <w:p>
             <w:pPr>
-              <w:spacing w:after="60"/>
-              <w:jc w:val="left"/>
-            </w:pPr>
-            <w:r>
-              <w:rPr>
-                <w:rFonts w:ascii="Times New Roman" w:hAnsi="Times New Roman"/>
-                <w:sz w:val="18"/>
-              </w:rPr>
-              <w:t>0.4167</w:t>
+              <w:jc w:val="center"/>
+            </w:pPr>
+            <w:r>
+              <w:rPr>
+                <w:rFonts w:ascii="Times New Roman" w:hAnsi="Times New Roman"/>
+                <w:sz w:val="18"/>
+              </w:rPr>
+              <w:t>0.2941</w:t>
             </w:r>
           </w:p>
         </w:tc>
@@ -7093,8 +7060,7 @@
           </w:tcPr>
           <w:p>
             <w:pPr>
-              <w:spacing w:after="60"/>
-              <w:jc w:val="left"/>
+              <w:jc w:val="center"/>
             </w:pPr>
             <w:r>
               <w:rPr>
@@ -7112,15 +7078,14 @@
           </w:tcPr>
           <w:p>
             <w:pPr>
-              <w:spacing w:after="60"/>
-              <w:jc w:val="left"/>
-            </w:pPr>
-            <w:r>
-              <w:rPr>
-                <w:rFonts w:ascii="Times New Roman" w:hAnsi="Times New Roman"/>
-                <w:sz w:val="18"/>
-              </w:rPr>
-              <w:t>0.4167</w:t>
+              <w:jc w:val="center"/>
+            </w:pPr>
+            <w:r>
+              <w:rPr>
+                <w:rFonts w:ascii="Times New Roman" w:hAnsi="Times New Roman"/>
+                <w:sz w:val="18"/>
+              </w:rPr>
+              <w:t>0.2941</w:t>
             </w:r>
           </w:p>
         </w:tc>
@@ -7131,8 +7096,7 @@
           </w:tcPr>
           <w:p>
             <w:pPr>
-              <w:spacing w:after="60"/>
-              <w:jc w:val="left"/>
+              <w:jc w:val="center"/>
             </w:pPr>
             <w:r>
               <w:rPr>
@@ -7150,8 +7114,7 @@
           </w:tcPr>
           <w:p>
             <w:pPr>
-              <w:spacing w:after="60"/>
-              <w:jc w:val="left"/>
+              <w:jc w:val="center"/>
             </w:pPr>
             <w:r>
               <w:rPr>
@@ -7174,15 +7137,14 @@
           </w:tcPr>
           <w:p>
             <w:pPr>
-              <w:spacing w:after="60"/>
-              <w:jc w:val="left"/>
-            </w:pPr>
-            <w:r>
-              <w:rPr>
-                <w:rFonts w:ascii="Times New Roman" w:hAnsi="Times New Roman"/>
-                <w:sz w:val="18"/>
-              </w:rPr>
-              <w:t>VIX</w:t>
+              <w:jc w:val="center"/>
+            </w:pPr>
+            <w:r>
+              <w:rPr>
+                <w:rFonts w:ascii="Times New Roman" w:hAnsi="Times New Roman"/>
+                <w:sz w:val="18"/>
+              </w:rPr>
+              <w:t>NASDAQ</w:t>
             </w:r>
           </w:p>
         </w:tc>
@@ -7193,15 +7155,14 @@
           </w:tcPr>
           <w:p>
             <w:pPr>
-              <w:spacing w:after="60"/>
-              <w:jc w:val="left"/>
-            </w:pPr>
-            <w:r>
-              <w:rPr>
-                <w:rFonts w:ascii="Times New Roman" w:hAnsi="Times New Roman"/>
-                <w:sz w:val="18"/>
-              </w:rPr>
-              <w:t>0.4167</w:t>
+              <w:jc w:val="center"/>
+            </w:pPr>
+            <w:r>
+              <w:rPr>
+                <w:rFonts w:ascii="Times New Roman" w:hAnsi="Times New Roman"/>
+                <w:sz w:val="18"/>
+              </w:rPr>
+              <w:t>0.2941</w:t>
             </w:r>
           </w:p>
         </w:tc>
@@ -7212,15 +7173,14 @@
           </w:tcPr>
           <w:p>
             <w:pPr>
-              <w:spacing w:after="60"/>
-              <w:jc w:val="left"/>
-            </w:pPr>
-            <w:r>
-              <w:rPr>
-                <w:rFonts w:ascii="Times New Roman" w:hAnsi="Times New Roman"/>
-                <w:sz w:val="18"/>
-              </w:rPr>
-              <w:t>0.1515</w:t>
+              <w:jc w:val="center"/>
+            </w:pPr>
+            <w:r>
+              <w:rPr>
+                <w:rFonts w:ascii="Times New Roman" w:hAnsi="Times New Roman"/>
+                <w:sz w:val="18"/>
+              </w:rPr>
+              <w:t>0.0000</w:t>
             </w:r>
           </w:p>
         </w:tc>
@@ -7231,15 +7191,14 @@
           </w:tcPr>
           <w:p>
             <w:pPr>
-              <w:spacing w:after="60"/>
-              <w:jc w:val="left"/>
-            </w:pPr>
-            <w:r>
-              <w:rPr>
-                <w:rFonts w:ascii="Times New Roman" w:hAnsi="Times New Roman"/>
-                <w:sz w:val="18"/>
-              </w:rPr>
-              <w:t>0.4167</w:t>
+              <w:jc w:val="center"/>
+            </w:pPr>
+            <w:r>
+              <w:rPr>
+                <w:rFonts w:ascii="Times New Roman" w:hAnsi="Times New Roman"/>
+                <w:sz w:val="18"/>
+              </w:rPr>
+              <w:t>0.2941</w:t>
             </w:r>
           </w:p>
         </w:tc>
@@ -7250,8 +7209,7 @@
           </w:tcPr>
           <w:p>
             <w:pPr>
-              <w:spacing w:after="60"/>
-              <w:jc w:val="left"/>
+              <w:jc w:val="center"/>
             </w:pPr>
             <w:r>
               <w:rPr>
@@ -7269,8 +7227,7 @@
           </w:tcPr>
           <w:p>
             <w:pPr>
-              <w:spacing w:after="60"/>
-              <w:jc w:val="left"/>
+              <w:jc w:val="center"/>
             </w:pPr>
             <w:r>
               <w:rPr>
@@ -7293,8 +7250,7 @@
           </w:tcPr>
           <w:p>
             <w:pPr>
-              <w:spacing w:after="60"/>
-              <w:jc w:val="left"/>
+              <w:jc w:val="center"/>
             </w:pPr>
             <w:r>
               <w:rPr>
@@ -7312,15 +7268,14 @@
           </w:tcPr>
           <w:p>
             <w:pPr>
-              <w:spacing w:after="60"/>
-              <w:jc w:val="left"/>
-            </w:pPr>
-            <w:r>
-              <w:rPr>
-                <w:rFonts w:ascii="Times New Roman" w:hAnsi="Times New Roman"/>
-                <w:sz w:val="18"/>
-              </w:rPr>
-              <w:t>0.1667</w:t>
+              <w:jc w:val="center"/>
+            </w:pPr>
+            <w:r>
+              <w:rPr>
+                <w:rFonts w:ascii="Times New Roman" w:hAnsi="Times New Roman"/>
+                <w:sz w:val="18"/>
+              </w:rPr>
+              <w:t>0.1176</w:t>
             </w:r>
           </w:p>
         </w:tc>
@@ -7331,15 +7286,14 @@
           </w:tcPr>
           <w:p>
             <w:pPr>
-              <w:spacing w:after="60"/>
-              <w:jc w:val="left"/>
-            </w:pPr>
-            <w:r>
-              <w:rPr>
-                <w:rFonts w:ascii="Times New Roman" w:hAnsi="Times New Roman"/>
-                <w:sz w:val="18"/>
-              </w:rPr>
-              <w:t>0.0152</w:t>
+              <w:jc w:val="center"/>
+            </w:pPr>
+            <w:r>
+              <w:rPr>
+                <w:rFonts w:ascii="Times New Roman" w:hAnsi="Times New Roman"/>
+                <w:sz w:val="18"/>
+              </w:rPr>
+              <w:t>0.0074</w:t>
             </w:r>
           </w:p>
         </w:tc>
@@ -7350,15 +7304,14 @@
           </w:tcPr>
           <w:p>
             <w:pPr>
-              <w:spacing w:after="60"/>
-              <w:jc w:val="left"/>
-            </w:pPr>
-            <w:r>
-              <w:rPr>
-                <w:rFonts w:ascii="Times New Roman" w:hAnsi="Times New Roman"/>
-                <w:sz w:val="18"/>
-              </w:rPr>
-              <w:t>0.1667</w:t>
+              <w:jc w:val="center"/>
+            </w:pPr>
+            <w:r>
+              <w:rPr>
+                <w:rFonts w:ascii="Times New Roman" w:hAnsi="Times New Roman"/>
+                <w:sz w:val="18"/>
+              </w:rPr>
+              <w:t>0.1176</w:t>
             </w:r>
           </w:p>
         </w:tc>
@@ -7369,8 +7322,7 @@
           </w:tcPr>
           <w:p>
             <w:pPr>
-              <w:spacing w:after="60"/>
-              <w:jc w:val="left"/>
+              <w:jc w:val="center"/>
             </w:pPr>
             <w:r>
               <w:rPr>
@@ -7388,8 +7340,7 @@
           </w:tcPr>
           <w:p>
             <w:pPr>
-              <w:spacing w:after="60"/>
-              <w:jc w:val="left"/>
+              <w:jc w:val="center"/>
             </w:pPr>
             <w:r>
               <w:rPr>
@@ -7412,16 +7363,14 @@
           </w:tcPr>
           <w:p>
             <w:pPr>
-              <w:spacing w:after="60"/>
-              <w:jc w:val="left"/>
-            </w:pPr>
-            <w:r>
-              <w:rPr>
-                <w:rFonts w:ascii="Times New Roman" w:hAnsi="Times New Roman"/>
-                <w:sz w:val="18"/>
-              </w:rPr>
-              <w:lastRenderedPageBreak/>
-              <w:t>Dollar_Index</w:t>
+              <w:jc w:val="center"/>
+            </w:pPr>
+            <w:r>
+              <w:rPr>
+                <w:rFonts w:ascii="Times New Roman" w:hAnsi="Times New Roman"/>
+                <w:sz w:val="18"/>
+              </w:rPr>
+              <w:t>Silver</w:t>
             </w:r>
           </w:p>
         </w:tc>
@@ -7432,15 +7381,14 @@
           </w:tcPr>
           <w:p>
             <w:pPr>
-              <w:spacing w:after="60"/>
-              <w:jc w:val="left"/>
-            </w:pPr>
-            <w:r>
-              <w:rPr>
-                <w:rFonts w:ascii="Times New Roman" w:hAnsi="Times New Roman"/>
-                <w:sz w:val="18"/>
-              </w:rPr>
-              <w:t>0.0833</w:t>
+              <w:jc w:val="center"/>
+            </w:pPr>
+            <w:r>
+              <w:rPr>
+                <w:rFonts w:ascii="Times New Roman" w:hAnsi="Times New Roman"/>
+                <w:sz w:val="18"/>
+              </w:rPr>
+              <w:t>0.0588</w:t>
             </w:r>
           </w:p>
         </w:tc>
@@ -7451,8 +7399,7 @@
           </w:tcPr>
           <w:p>
             <w:pPr>
-              <w:spacing w:after="60"/>
-              <w:jc w:val="left"/>
+              <w:jc w:val="center"/>
             </w:pPr>
             <w:r>
               <w:rPr>
@@ -7470,15 +7417,14 @@
           </w:tcPr>
           <w:p>
             <w:pPr>
-              <w:spacing w:after="60"/>
-              <w:jc w:val="left"/>
-            </w:pPr>
-            <w:r>
-              <w:rPr>
-                <w:rFonts w:ascii="Times New Roman" w:hAnsi="Times New Roman"/>
-                <w:sz w:val="18"/>
-              </w:rPr>
-              <w:t>0.1111</w:t>
+              <w:jc w:val="center"/>
+            </w:pPr>
+            <w:r>
+              <w:rPr>
+                <w:rFonts w:ascii="Times New Roman" w:hAnsi="Times New Roman"/>
+                <w:sz w:val="18"/>
+              </w:rPr>
+              <w:t>0.0784</w:t>
             </w:r>
           </w:p>
         </w:tc>
@@ -7489,8 +7435,7 @@
           </w:tcPr>
           <w:p>
             <w:pPr>
-              <w:spacing w:after="60"/>
-              <w:jc w:val="left"/>
+              <w:jc w:val="center"/>
             </w:pPr>
             <w:r>
               <w:rPr>
@@ -7508,8 +7453,7 @@
           </w:tcPr>
           <w:p>
             <w:pPr>
-              <w:spacing w:after="60"/>
-              <w:jc w:val="left"/>
+              <w:jc w:val="center"/>
             </w:pPr>
             <w:r>
               <w:rPr>
@@ -7532,15 +7476,14 @@
           </w:tcPr>
           <w:p>
             <w:pPr>
-              <w:spacing w:after="60"/>
-              <w:jc w:val="left"/>
-            </w:pPr>
-            <w:r>
-              <w:rPr>
-                <w:rFonts w:ascii="Times New Roman" w:hAnsi="Times New Roman"/>
-                <w:sz w:val="18"/>
-              </w:rPr>
-              <w:t>Silver</w:t>
+              <w:jc w:val="center"/>
+            </w:pPr>
+            <w:r>
+              <w:rPr>
+                <w:rFonts w:ascii="Times New Roman" w:hAnsi="Times New Roman"/>
+                <w:sz w:val="18"/>
+              </w:rPr>
+              <w:t>WTI_Oil</w:t>
             </w:r>
           </w:p>
         </w:tc>
@@ -7551,15 +7494,14 @@
           </w:tcPr>
           <w:p>
             <w:pPr>
-              <w:spacing w:after="60"/>
-              <w:jc w:val="left"/>
-            </w:pPr>
-            <w:r>
-              <w:rPr>
-                <w:rFonts w:ascii="Times New Roman" w:hAnsi="Times New Roman"/>
-                <w:sz w:val="18"/>
-              </w:rPr>
-              <w:t>0.0833</w:t>
+              <w:jc w:val="center"/>
+            </w:pPr>
+            <w:r>
+              <w:rPr>
+                <w:rFonts w:ascii="Times New Roman" w:hAnsi="Times New Roman"/>
+                <w:sz w:val="18"/>
+              </w:rPr>
+              <w:t>0.0588</w:t>
             </w:r>
           </w:p>
         </w:tc>
@@ -7570,8 +7512,7 @@
           </w:tcPr>
           <w:p>
             <w:pPr>
-              <w:spacing w:after="60"/>
-              <w:jc w:val="left"/>
+              <w:jc w:val="center"/>
             </w:pPr>
             <w:r>
               <w:rPr>
@@ -7589,15 +7530,14 @@
           </w:tcPr>
           <w:p>
             <w:pPr>
-              <w:spacing w:after="60"/>
-              <w:jc w:val="left"/>
-            </w:pPr>
-            <w:r>
-              <w:rPr>
-                <w:rFonts w:ascii="Times New Roman" w:hAnsi="Times New Roman"/>
-                <w:sz w:val="18"/>
-              </w:rPr>
-              <w:t>0.1111</w:t>
+              <w:jc w:val="center"/>
+            </w:pPr>
+            <w:r>
+              <w:rPr>
+                <w:rFonts w:ascii="Times New Roman" w:hAnsi="Times New Roman"/>
+                <w:sz w:val="18"/>
+              </w:rPr>
+              <w:t>0.0588</w:t>
             </w:r>
           </w:p>
         </w:tc>
@@ -7608,8 +7548,7 @@
           </w:tcPr>
           <w:p>
             <w:pPr>
-              <w:spacing w:after="60"/>
-              <w:jc w:val="left"/>
+              <w:jc w:val="center"/>
             </w:pPr>
             <w:r>
               <w:rPr>
@@ -7627,8 +7566,7 @@
           </w:tcPr>
           <w:p>
             <w:pPr>
-              <w:spacing w:after="60"/>
-              <w:jc w:val="left"/>
+              <w:jc w:val="center"/>
             </w:pPr>
             <w:r>
               <w:rPr>
@@ -7651,8 +7589,7 @@
           </w:tcPr>
           <w:p>
             <w:pPr>
-              <w:spacing w:after="60"/>
-              <w:jc w:val="left"/>
+              <w:jc w:val="center"/>
             </w:pPr>
             <w:r>
               <w:rPr>
@@ -7670,15 +7607,14 @@
           </w:tcPr>
           <w:p>
             <w:pPr>
-              <w:spacing w:after="60"/>
-              <w:jc w:val="left"/>
-            </w:pPr>
-            <w:r>
-              <w:rPr>
-                <w:rFonts w:ascii="Times New Roman" w:hAnsi="Times New Roman"/>
-                <w:sz w:val="18"/>
-              </w:rPr>
-              <w:t>0.0833</w:t>
+              <w:jc w:val="center"/>
+            </w:pPr>
+            <w:r>
+              <w:rPr>
+                <w:rFonts w:ascii="Times New Roman" w:hAnsi="Times New Roman"/>
+                <w:sz w:val="18"/>
+              </w:rPr>
+              <w:t>0.0588</w:t>
             </w:r>
           </w:p>
         </w:tc>
@@ -7689,8 +7625,7 @@
           </w:tcPr>
           <w:p>
             <w:pPr>
-              <w:spacing w:after="60"/>
-              <w:jc w:val="left"/>
+              <w:jc w:val="center"/>
             </w:pPr>
             <w:r>
               <w:rPr>
@@ -7708,15 +7643,14 @@
           </w:tcPr>
           <w:p>
             <w:pPr>
-              <w:spacing w:after="60"/>
-              <w:jc w:val="left"/>
-            </w:pPr>
-            <w:r>
-              <w:rPr>
-                <w:rFonts w:ascii="Times New Roman" w:hAnsi="Times New Roman"/>
-                <w:sz w:val="18"/>
-              </w:rPr>
-              <w:t>0.0833</w:t>
+              <w:jc w:val="center"/>
+            </w:pPr>
+            <w:r>
+              <w:rPr>
+                <w:rFonts w:ascii="Times New Roman" w:hAnsi="Times New Roman"/>
+                <w:sz w:val="18"/>
+              </w:rPr>
+              <w:t>0.0588</w:t>
             </w:r>
           </w:p>
         </w:tc>
@@ -7727,8 +7661,7 @@
           </w:tcPr>
           <w:p>
             <w:pPr>
-              <w:spacing w:after="60"/>
-              <w:jc w:val="left"/>
+              <w:jc w:val="center"/>
             </w:pPr>
             <w:r>
               <w:rPr>
@@ -7746,8 +7679,7 @@
           </w:tcPr>
           <w:p>
             <w:pPr>
-              <w:spacing w:after="60"/>
-              <w:jc w:val="left"/>
+              <w:jc w:val="center"/>
             </w:pPr>
             <w:r>
               <w:rPr>
@@ -7770,15 +7702,14 @@
           </w:tcPr>
           <w:p>
             <w:pPr>
-              <w:spacing w:after="60"/>
-              <w:jc w:val="left"/>
-            </w:pPr>
-            <w:r>
-              <w:rPr>
-                <w:rFonts w:ascii="Times New Roman" w:hAnsi="Times New Roman"/>
-                <w:sz w:val="18"/>
-              </w:rPr>
-              <w:t>WTI_Oil</w:t>
+              <w:jc w:val="center"/>
+            </w:pPr>
+            <w:r>
+              <w:rPr>
+                <w:rFonts w:ascii="Times New Roman" w:hAnsi="Times New Roman"/>
+                <w:sz w:val="18"/>
+              </w:rPr>
+              <w:t>Dollar_Index</w:t>
             </w:r>
           </w:p>
         </w:tc>
@@ -7789,15 +7720,14 @@
           </w:tcPr>
           <w:p>
             <w:pPr>
-              <w:spacing w:after="60"/>
-              <w:jc w:val="left"/>
-            </w:pPr>
-            <w:r>
-              <w:rPr>
-                <w:rFonts w:ascii="Times New Roman" w:hAnsi="Times New Roman"/>
-                <w:sz w:val="18"/>
-              </w:rPr>
-              <w:t>0.0833</w:t>
+              <w:jc w:val="center"/>
+            </w:pPr>
+            <w:r>
+              <w:rPr>
+                <w:rFonts w:ascii="Times New Roman" w:hAnsi="Times New Roman"/>
+                <w:sz w:val="18"/>
+              </w:rPr>
+              <w:t>0.0588</w:t>
             </w:r>
           </w:p>
         </w:tc>
@@ -7808,8 +7738,7 @@
           </w:tcPr>
           <w:p>
             <w:pPr>
-              <w:spacing w:after="60"/>
-              <w:jc w:val="left"/>
+              <w:jc w:val="center"/>
             </w:pPr>
             <w:r>
               <w:rPr>
@@ -7827,15 +7756,14 @@
           </w:tcPr>
           <w:p>
             <w:pPr>
-              <w:spacing w:after="60"/>
-              <w:jc w:val="left"/>
-            </w:pPr>
-            <w:r>
-              <w:rPr>
-                <w:rFonts w:ascii="Times New Roman" w:hAnsi="Times New Roman"/>
-                <w:sz w:val="18"/>
-              </w:rPr>
-              <w:t>0.0833</w:t>
+              <w:jc w:val="center"/>
+            </w:pPr>
+            <w:r>
+              <w:rPr>
+                <w:rFonts w:ascii="Times New Roman" w:hAnsi="Times New Roman"/>
+                <w:sz w:val="18"/>
+              </w:rPr>
+              <w:t>0.0784</w:t>
             </w:r>
           </w:p>
         </w:tc>
@@ -7846,8 +7774,7 @@
           </w:tcPr>
           <w:p>
             <w:pPr>
-              <w:spacing w:after="60"/>
-              <w:jc w:val="left"/>
+              <w:jc w:val="center"/>
             </w:pPr>
             <w:r>
               <w:rPr>
@@ -7865,8 +7792,7 @@
           </w:tcPr>
           <w:p>
             <w:pPr>
-              <w:spacing w:after="60"/>
-              <w:jc w:val="left"/>
+              <w:jc w:val="center"/>
             </w:pPr>
             <w:r>
               <w:rPr>
@@ -7889,15 +7815,14 @@
           </w:tcPr>
           <w:p>
             <w:pPr>
-              <w:spacing w:after="60"/>
-              <w:jc w:val="left"/>
-            </w:pPr>
-            <w:r>
-              <w:rPr>
-                <w:rFonts w:ascii="Times New Roman" w:hAnsi="Times New Roman"/>
-                <w:sz w:val="18"/>
-              </w:rPr>
-              <w:t>USD_TRY</w:t>
+              <w:jc w:val="center"/>
+            </w:pPr>
+            <w:r>
+              <w:rPr>
+                <w:rFonts w:ascii="Times New Roman" w:hAnsi="Times New Roman"/>
+                <w:sz w:val="18"/>
+              </w:rPr>
+              <w:t>EUR_TRY</w:t>
             </w:r>
           </w:p>
         </w:tc>
@@ -7908,15 +7833,14 @@
           </w:tcPr>
           <w:p>
             <w:pPr>
-              <w:spacing w:after="60"/>
-              <w:jc w:val="left"/>
-            </w:pPr>
-            <w:r>
-              <w:rPr>
-                <w:rFonts w:ascii="Times New Roman" w:hAnsi="Times New Roman"/>
-                <w:sz w:val="18"/>
-              </w:rPr>
-              <w:t>0.0833</w:t>
+              <w:jc w:val="center"/>
+            </w:pPr>
+            <w:r>
+              <w:rPr>
+                <w:rFonts w:ascii="Times New Roman" w:hAnsi="Times New Roman"/>
+                <w:sz w:val="18"/>
+              </w:rPr>
+              <w:t>0.0588</w:t>
             </w:r>
           </w:p>
         </w:tc>
@@ -7927,8 +7851,7 @@
           </w:tcPr>
           <w:p>
             <w:pPr>
-              <w:spacing w:after="60"/>
-              <w:jc w:val="left"/>
+              <w:jc w:val="center"/>
             </w:pPr>
             <w:r>
               <w:rPr>
@@ -7946,15 +7869,14 @@
           </w:tcPr>
           <w:p>
             <w:pPr>
-              <w:spacing w:after="60"/>
-              <w:jc w:val="left"/>
-            </w:pPr>
-            <w:r>
-              <w:rPr>
-                <w:rFonts w:ascii="Times New Roman" w:hAnsi="Times New Roman"/>
-                <w:sz w:val="18"/>
-              </w:rPr>
-              <w:t>0.0833</w:t>
+              <w:jc w:val="center"/>
+            </w:pPr>
+            <w:r>
+              <w:rPr>
+                <w:rFonts w:ascii="Times New Roman" w:hAnsi="Times New Roman"/>
+                <w:sz w:val="18"/>
+              </w:rPr>
+              <w:t>0.0588</w:t>
             </w:r>
           </w:p>
         </w:tc>
@@ -7965,8 +7887,7 @@
           </w:tcPr>
           <w:p>
             <w:pPr>
-              <w:spacing w:after="60"/>
-              <w:jc w:val="left"/>
+              <w:jc w:val="center"/>
             </w:pPr>
             <w:r>
               <w:rPr>
@@ -7984,8 +7905,7 @@
           </w:tcPr>
           <w:p>
             <w:pPr>
-              <w:spacing w:after="60"/>
-              <w:jc w:val="left"/>
+              <w:jc w:val="center"/>
             </w:pPr>
             <w:r>
               <w:rPr>
@@ -8008,15 +7928,14 @@
           </w:tcPr>
           <w:p>
             <w:pPr>
-              <w:spacing w:after="60"/>
-              <w:jc w:val="left"/>
-            </w:pPr>
-            <w:r>
-              <w:rPr>
-                <w:rFonts w:ascii="Times New Roman" w:hAnsi="Times New Roman"/>
-                <w:sz w:val="18"/>
-              </w:rPr>
-              <w:t>EUR_TRY</w:t>
+              <w:jc w:val="center"/>
+            </w:pPr>
+            <w:r>
+              <w:rPr>
+                <w:rFonts w:ascii="Times New Roman" w:hAnsi="Times New Roman"/>
+                <w:sz w:val="18"/>
+              </w:rPr>
+              <w:t>USD_TRY</w:t>
             </w:r>
           </w:p>
         </w:tc>
@@ -8027,15 +7946,14 @@
           </w:tcPr>
           <w:p>
             <w:pPr>
-              <w:spacing w:after="60"/>
-              <w:jc w:val="left"/>
-            </w:pPr>
-            <w:r>
-              <w:rPr>
-                <w:rFonts w:ascii="Times New Roman" w:hAnsi="Times New Roman"/>
-                <w:sz w:val="18"/>
-              </w:rPr>
-              <w:t>0.0833</w:t>
+              <w:jc w:val="center"/>
+            </w:pPr>
+            <w:r>
+              <w:rPr>
+                <w:rFonts w:ascii="Times New Roman" w:hAnsi="Times New Roman"/>
+                <w:sz w:val="18"/>
+              </w:rPr>
+              <w:t>0.0588</w:t>
             </w:r>
           </w:p>
         </w:tc>
@@ -8046,8 +7964,7 @@
           </w:tcPr>
           <w:p>
             <w:pPr>
-              <w:spacing w:after="60"/>
-              <w:jc w:val="left"/>
+              <w:jc w:val="center"/>
             </w:pPr>
             <w:r>
               <w:rPr>
@@ -8065,15 +7982,14 @@
           </w:tcPr>
           <w:p>
             <w:pPr>
-              <w:spacing w:after="60"/>
-              <w:jc w:val="left"/>
-            </w:pPr>
-            <w:r>
-              <w:rPr>
-                <w:rFonts w:ascii="Times New Roman" w:hAnsi="Times New Roman"/>
-                <w:sz w:val="18"/>
-              </w:rPr>
-              <w:t>0.0833</w:t>
+              <w:jc w:val="center"/>
+            </w:pPr>
+            <w:r>
+              <w:rPr>
+                <w:rFonts w:ascii="Times New Roman" w:hAnsi="Times New Roman"/>
+                <w:sz w:val="18"/>
+              </w:rPr>
+              <w:t>0.0588</w:t>
             </w:r>
           </w:p>
         </w:tc>
@@ -8084,8 +8000,7 @@
           </w:tcPr>
           <w:p>
             <w:pPr>
-              <w:spacing w:after="60"/>
-              <w:jc w:val="left"/>
+              <w:jc w:val="center"/>
             </w:pPr>
             <w:r>
               <w:rPr>
@@ -8103,8 +8018,7 @@
           </w:tcPr>
           <w:p>
             <w:pPr>
-              <w:spacing w:after="60"/>
-              <w:jc w:val="left"/>
+              <w:jc w:val="center"/>
             </w:pPr>
             <w:r>
               <w:rPr>

--- a/report/finansal_ag_analizi_raporu_duzenlenmis.docx
+++ b/report/finansal_ag_analizi_raporu_duzenlenmis.docx
@@ -75,7 +75,7 @@
           <w:szCs w:val="48"/>
         </w:rPr>
       </w:pPr>
-      <w:bookmarkStart w:id="0" w:name="_Toc229844200"/>
+      <w:bookmarkStart w:id="0" w:name="_Toc230351631"/>
       <w:r>
         <w:rPr>
           <w:rFonts w:ascii="Times New Roman" w:hAnsi="Times New Roman" w:cs="Times New Roman"/>
@@ -98,7 +98,7 @@
           <w:szCs w:val="36"/>
         </w:rPr>
       </w:pPr>
-      <w:bookmarkStart w:id="1" w:name="_Toc229844201"/>
+      <w:bookmarkStart w:id="1" w:name="_Toc230351632"/>
       <w:proofErr w:type="spellStart"/>
       <w:r>
         <w:rPr>
@@ -615,8 +615,16 @@
         <w:rPr>
           <w:szCs w:val="24"/>
         </w:rPr>
-        <w:t>Özgür TONKAL</w:t>
-      </w:r>
+        <w:t xml:space="preserve">Özgür </w:t>
+      </w:r>
+      <w:proofErr w:type="spellStart"/>
+      <w:r>
+        <w:rPr>
+          <w:szCs w:val="24"/>
+        </w:rPr>
+        <w:t>TONKAL</w:t>
+      </w:r>
+      <w:proofErr w:type="spellEnd"/>
     </w:p>
     <w:p>
       <w:pPr>
@@ -715,7 +723,7 @@
           <w:r>
             <w:fldChar w:fldCharType="separate"/>
           </w:r>
-          <w:hyperlink w:anchor="_Toc229844200" w:history="1">
+          <w:hyperlink w:anchor="_Toc230351631" w:history="1">
             <w:r>
               <w:rPr>
                 <w:rStyle w:val="Kpr"/>
@@ -743,7 +751,7 @@
                 <w:noProof/>
                 <w:webHidden/>
               </w:rPr>
-              <w:instrText xml:space="preserve"> PAGEREF _Toc229844200 \h </w:instrText>
+              <w:instrText xml:space="preserve"> PAGEREF _Toc230351631 \h </w:instrText>
             </w:r>
             <w:r>
               <w:rPr>
@@ -789,7 +797,7 @@
               <w14:ligatures w14:val="standardContextual"/>
             </w:rPr>
           </w:pPr>
-          <w:hyperlink w:anchor="_Toc229844201" w:history="1">
+          <w:hyperlink w:anchor="_Toc230351632" w:history="1">
             <w:r>
               <w:rPr>
                 <w:rStyle w:val="Kpr"/>
@@ -817,7 +825,7 @@
                 <w:noProof/>
                 <w:webHidden/>
               </w:rPr>
-              <w:instrText xml:space="preserve"> PAGEREF _Toc229844201 \h </w:instrText>
+              <w:instrText xml:space="preserve"> PAGEREF _Toc230351632 \h </w:instrText>
             </w:r>
             <w:r>
               <w:rPr>
@@ -863,7 +871,7 @@
               <w14:ligatures w14:val="standardContextual"/>
             </w:rPr>
           </w:pPr>
-          <w:hyperlink w:anchor="_Toc229844202" w:history="1">
+          <w:hyperlink w:anchor="_Toc230351633" w:history="1">
             <w:r>
               <w:rPr>
                 <w:rStyle w:val="Kpr"/>
@@ -891,7 +899,7 @@
                 <w:noProof/>
                 <w:webHidden/>
               </w:rPr>
-              <w:instrText xml:space="preserve"> PAGEREF _Toc229844202 \h </w:instrText>
+              <w:instrText xml:space="preserve"> PAGEREF _Toc230351633 \h </w:instrText>
             </w:r>
             <w:r>
               <w:rPr>
@@ -937,7 +945,7 @@
               <w14:ligatures w14:val="standardContextual"/>
             </w:rPr>
           </w:pPr>
-          <w:hyperlink w:anchor="_Toc229844203" w:history="1">
+          <w:hyperlink w:anchor="_Toc230351634" w:history="1">
             <w:r>
               <w:rPr>
                 <w:rStyle w:val="Kpr"/>
@@ -965,7 +973,7 @@
                 <w:noProof/>
                 <w:webHidden/>
               </w:rPr>
-              <w:instrText xml:space="preserve"> PAGEREF _Toc229844203 \h </w:instrText>
+              <w:instrText xml:space="preserve"> PAGEREF _Toc230351634 \h </w:instrText>
             </w:r>
             <w:r>
               <w:rPr>
@@ -1011,7 +1019,7 @@
               <w14:ligatures w14:val="standardContextual"/>
             </w:rPr>
           </w:pPr>
-          <w:hyperlink w:anchor="_Toc229844204" w:history="1">
+          <w:hyperlink w:anchor="_Toc230351635" w:history="1">
             <w:r>
               <w:rPr>
                 <w:rStyle w:val="Kpr"/>
@@ -1039,7 +1047,7 @@
                 <w:noProof/>
                 <w:webHidden/>
               </w:rPr>
-              <w:instrText xml:space="preserve"> PAGEREF _Toc229844204 \h </w:instrText>
+              <w:instrText xml:space="preserve"> PAGEREF _Toc230351635 \h </w:instrText>
             </w:r>
             <w:r>
               <w:rPr>
@@ -1085,7 +1093,7 @@
               <w14:ligatures w14:val="standardContextual"/>
             </w:rPr>
           </w:pPr>
-          <w:hyperlink w:anchor="_Toc229844205" w:history="1">
+          <w:hyperlink w:anchor="_Toc230351636" w:history="1">
             <w:r>
               <w:rPr>
                 <w:rStyle w:val="Kpr"/>
@@ -1113,7 +1121,7 @@
                 <w:noProof/>
                 <w:webHidden/>
               </w:rPr>
-              <w:instrText xml:space="preserve"> PAGEREF _Toc229844205 \h </w:instrText>
+              <w:instrText xml:space="preserve"> PAGEREF _Toc230351636 \h </w:instrText>
             </w:r>
             <w:r>
               <w:rPr>
@@ -1159,7 +1167,7 @@
               <w14:ligatures w14:val="standardContextual"/>
             </w:rPr>
           </w:pPr>
-          <w:hyperlink w:anchor="_Toc229844206" w:history="1">
+          <w:hyperlink w:anchor="_Toc230351637" w:history="1">
             <w:r>
               <w:rPr>
                 <w:rStyle w:val="Kpr"/>
@@ -1187,7 +1195,7 @@
                 <w:noProof/>
                 <w:webHidden/>
               </w:rPr>
-              <w:instrText xml:space="preserve"> PAGEREF _Toc229844206 \h </w:instrText>
+              <w:instrText xml:space="preserve"> PAGEREF _Toc230351637 \h </w:instrText>
             </w:r>
             <w:r>
               <w:rPr>
@@ -1233,7 +1241,7 @@
               <w14:ligatures w14:val="standardContextual"/>
             </w:rPr>
           </w:pPr>
-          <w:hyperlink w:anchor="_Toc229844207" w:history="1">
+          <w:hyperlink w:anchor="_Toc230351638" w:history="1">
             <w:r>
               <w:rPr>
                 <w:rStyle w:val="Kpr"/>
@@ -1261,7 +1269,7 @@
                 <w:noProof/>
                 <w:webHidden/>
               </w:rPr>
-              <w:instrText xml:space="preserve"> PAGEREF _Toc229844207 \h </w:instrText>
+              <w:instrText xml:space="preserve"> PAGEREF _Toc230351638 \h </w:instrText>
             </w:r>
             <w:r>
               <w:rPr>
@@ -1307,7 +1315,7 @@
               <w14:ligatures w14:val="standardContextual"/>
             </w:rPr>
           </w:pPr>
-          <w:hyperlink w:anchor="_Toc229844208" w:history="1">
+          <w:hyperlink w:anchor="_Toc230351639" w:history="1">
             <w:r>
               <w:rPr>
                 <w:rStyle w:val="Kpr"/>
@@ -1335,7 +1343,7 @@
                 <w:noProof/>
                 <w:webHidden/>
               </w:rPr>
-              <w:instrText xml:space="preserve"> PAGEREF _Toc229844208 \h </w:instrText>
+              <w:instrText xml:space="preserve"> PAGEREF _Toc230351639 \h </w:instrText>
             </w:r>
             <w:r>
               <w:rPr>
@@ -1381,7 +1389,7 @@
               <w14:ligatures w14:val="standardContextual"/>
             </w:rPr>
           </w:pPr>
-          <w:hyperlink w:anchor="_Toc229844209" w:history="1">
+          <w:hyperlink w:anchor="_Toc230351640" w:history="1">
             <w:r>
               <w:rPr>
                 <w:rStyle w:val="Kpr"/>
@@ -1409,7 +1417,7 @@
                 <w:noProof/>
                 <w:webHidden/>
               </w:rPr>
-              <w:instrText xml:space="preserve"> PAGEREF _Toc229844209 \h </w:instrText>
+              <w:instrText xml:space="preserve"> PAGEREF _Toc230351640 \h </w:instrText>
             </w:r>
             <w:r>
               <w:rPr>
@@ -1455,7 +1463,7 @@
               <w14:ligatures w14:val="standardContextual"/>
             </w:rPr>
           </w:pPr>
-          <w:hyperlink w:anchor="_Toc229844210" w:history="1">
+          <w:hyperlink w:anchor="_Toc230351641" w:history="1">
             <w:r>
               <w:rPr>
                 <w:rStyle w:val="Kpr"/>
@@ -1483,7 +1491,7 @@
                 <w:noProof/>
                 <w:webHidden/>
               </w:rPr>
-              <w:instrText xml:space="preserve"> PAGEREF _Toc229844210 \h </w:instrText>
+              <w:instrText xml:space="preserve"> PAGEREF _Toc230351641 \h </w:instrText>
             </w:r>
             <w:r>
               <w:rPr>
@@ -1529,7 +1537,7 @@
               <w14:ligatures w14:val="standardContextual"/>
             </w:rPr>
           </w:pPr>
-          <w:hyperlink w:anchor="_Toc229844211" w:history="1">
+          <w:hyperlink w:anchor="_Toc230351642" w:history="1">
             <w:r>
               <w:rPr>
                 <w:rStyle w:val="Kpr"/>
@@ -1557,7 +1565,7 @@
                 <w:noProof/>
                 <w:webHidden/>
               </w:rPr>
-              <w:instrText xml:space="preserve"> PAGEREF _Toc229844211 \h </w:instrText>
+              <w:instrText xml:space="preserve"> PAGEREF _Toc230351642 \h </w:instrText>
             </w:r>
             <w:r>
               <w:rPr>
@@ -1603,7 +1611,7 @@
               <w14:ligatures w14:val="standardContextual"/>
             </w:rPr>
           </w:pPr>
-          <w:hyperlink w:anchor="_Toc229844212" w:history="1">
+          <w:hyperlink w:anchor="_Toc230351643" w:history="1">
             <w:r>
               <w:rPr>
                 <w:rStyle w:val="Kpr"/>
@@ -1631,7 +1639,7 @@
                 <w:noProof/>
                 <w:webHidden/>
               </w:rPr>
-              <w:instrText xml:space="preserve"> PAGEREF _Toc229844212 \h </w:instrText>
+              <w:instrText xml:space="preserve"> PAGEREF _Toc230351643 \h </w:instrText>
             </w:r>
             <w:r>
               <w:rPr>
@@ -1677,7 +1685,7 @@
               <w14:ligatures w14:val="standardContextual"/>
             </w:rPr>
           </w:pPr>
-          <w:hyperlink w:anchor="_Toc229844213" w:history="1">
+          <w:hyperlink w:anchor="_Toc230351644" w:history="1">
             <w:r>
               <w:rPr>
                 <w:rStyle w:val="Kpr"/>
@@ -1705,7 +1713,7 @@
                 <w:noProof/>
                 <w:webHidden/>
               </w:rPr>
-              <w:instrText xml:space="preserve"> PAGEREF _Toc229844213 \h </w:instrText>
+              <w:instrText xml:space="preserve"> PAGEREF _Toc230351644 \h </w:instrText>
             </w:r>
             <w:r>
               <w:rPr>
@@ -1751,7 +1759,7 @@
               <w14:ligatures w14:val="standardContextual"/>
             </w:rPr>
           </w:pPr>
-          <w:hyperlink w:anchor="_Toc229844214" w:history="1">
+          <w:hyperlink w:anchor="_Toc230351645" w:history="1">
             <w:r>
               <w:rPr>
                 <w:rStyle w:val="Kpr"/>
@@ -1779,7 +1787,7 @@
                 <w:noProof/>
                 <w:webHidden/>
               </w:rPr>
-              <w:instrText xml:space="preserve"> PAGEREF _Toc229844214 \h </w:instrText>
+              <w:instrText xml:space="preserve"> PAGEREF _Toc230351645 \h </w:instrText>
             </w:r>
             <w:r>
               <w:rPr>
@@ -1825,7 +1833,7 @@
               <w14:ligatures w14:val="standardContextual"/>
             </w:rPr>
           </w:pPr>
-          <w:hyperlink w:anchor="_Toc229844215" w:history="1">
+          <w:hyperlink w:anchor="_Toc230351646" w:history="1">
             <w:r>
               <w:rPr>
                 <w:rStyle w:val="Kpr"/>
@@ -1853,7 +1861,7 @@
                 <w:noProof/>
                 <w:webHidden/>
               </w:rPr>
-              <w:instrText xml:space="preserve"> PAGEREF _Toc229844215 \h </w:instrText>
+              <w:instrText xml:space="preserve"> PAGEREF _Toc230351646 \h </w:instrText>
             </w:r>
             <w:r>
               <w:rPr>
@@ -1899,7 +1907,7 @@
               <w14:ligatures w14:val="standardContextual"/>
             </w:rPr>
           </w:pPr>
-          <w:hyperlink w:anchor="_Toc229844216" w:history="1">
+          <w:hyperlink w:anchor="_Toc230351647" w:history="1">
             <w:r>
               <w:rPr>
                 <w:rStyle w:val="Kpr"/>
@@ -1927,7 +1935,7 @@
                 <w:noProof/>
                 <w:webHidden/>
               </w:rPr>
-              <w:instrText xml:space="preserve"> PAGEREF _Toc229844216 \h </w:instrText>
+              <w:instrText xml:space="preserve"> PAGEREF _Toc230351647 \h </w:instrText>
             </w:r>
             <w:r>
               <w:rPr>
@@ -1973,7 +1981,7 @@
               <w14:ligatures w14:val="standardContextual"/>
             </w:rPr>
           </w:pPr>
-          <w:hyperlink w:anchor="_Toc229844217" w:history="1">
+          <w:hyperlink w:anchor="_Toc230351648" w:history="1">
             <w:r>
               <w:rPr>
                 <w:rStyle w:val="Kpr"/>
@@ -2001,7 +2009,7 @@
                 <w:noProof/>
                 <w:webHidden/>
               </w:rPr>
-              <w:instrText xml:space="preserve"> PAGEREF _Toc229844217 \h </w:instrText>
+              <w:instrText xml:space="preserve"> PAGEREF _Toc230351648 \h </w:instrText>
             </w:r>
             <w:r>
               <w:rPr>
@@ -2047,7 +2055,7 @@
               <w14:ligatures w14:val="standardContextual"/>
             </w:rPr>
           </w:pPr>
-          <w:hyperlink w:anchor="_Toc229844218" w:history="1">
+          <w:hyperlink w:anchor="_Toc230351649" w:history="1">
             <w:r>
               <w:rPr>
                 <w:rStyle w:val="Kpr"/>
@@ -2075,7 +2083,7 @@
                 <w:noProof/>
                 <w:webHidden/>
               </w:rPr>
-              <w:instrText xml:space="preserve"> PAGEREF _Toc229844218 \h </w:instrText>
+              <w:instrText xml:space="preserve"> PAGEREF _Toc230351649 \h </w:instrText>
             </w:r>
             <w:r>
               <w:rPr>
@@ -2121,7 +2129,7 @@
               <w14:ligatures w14:val="standardContextual"/>
             </w:rPr>
           </w:pPr>
-          <w:hyperlink w:anchor="_Toc229844219" w:history="1">
+          <w:hyperlink w:anchor="_Toc230351650" w:history="1">
             <w:r>
               <w:rPr>
                 <w:rStyle w:val="Kpr"/>
@@ -2149,7 +2157,7 @@
                 <w:noProof/>
                 <w:webHidden/>
               </w:rPr>
-              <w:instrText xml:space="preserve"> PAGEREF _Toc229844219 \h </w:instrText>
+              <w:instrText xml:space="preserve"> PAGEREF _Toc230351650 \h </w:instrText>
             </w:r>
             <w:r>
               <w:rPr>
@@ -2195,7 +2203,7 @@
               <w14:ligatures w14:val="standardContextual"/>
             </w:rPr>
           </w:pPr>
-          <w:hyperlink w:anchor="_Toc229844220" w:history="1">
+          <w:hyperlink w:anchor="_Toc230351651" w:history="1">
             <w:r>
               <w:rPr>
                 <w:rStyle w:val="Kpr"/>
@@ -2223,7 +2231,7 @@
                 <w:noProof/>
                 <w:webHidden/>
               </w:rPr>
-              <w:instrText xml:space="preserve"> PAGEREF _Toc229844220 \h </w:instrText>
+              <w:instrText xml:space="preserve"> PAGEREF _Toc230351651 \h </w:instrText>
             </w:r>
             <w:r>
               <w:rPr>
@@ -2269,7 +2277,7 @@
               <w14:ligatures w14:val="standardContextual"/>
             </w:rPr>
           </w:pPr>
-          <w:hyperlink w:anchor="_Toc229844221" w:history="1">
+          <w:hyperlink w:anchor="_Toc230351652" w:history="1">
             <w:r>
               <w:rPr>
                 <w:rStyle w:val="Kpr"/>
@@ -2297,7 +2305,7 @@
                 <w:noProof/>
                 <w:webHidden/>
               </w:rPr>
-              <w:instrText xml:space="preserve"> PAGEREF _Toc229844221 \h </w:instrText>
+              <w:instrText xml:space="preserve"> PAGEREF _Toc230351652 \h </w:instrText>
             </w:r>
             <w:r>
               <w:rPr>
@@ -2343,7 +2351,7 @@
               <w14:ligatures w14:val="standardContextual"/>
             </w:rPr>
           </w:pPr>
-          <w:hyperlink w:anchor="_Toc229844222" w:history="1">
+          <w:hyperlink w:anchor="_Toc230351653" w:history="1">
             <w:r>
               <w:rPr>
                 <w:rStyle w:val="Kpr"/>
@@ -2371,7 +2379,7 @@
                 <w:noProof/>
                 <w:webHidden/>
               </w:rPr>
-              <w:instrText xml:space="preserve"> PAGEREF _Toc229844222 \h </w:instrText>
+              <w:instrText xml:space="preserve"> PAGEREF _Toc230351653 \h </w:instrText>
             </w:r>
             <w:r>
               <w:rPr>
@@ -2417,7 +2425,7 @@
               <w14:ligatures w14:val="standardContextual"/>
             </w:rPr>
           </w:pPr>
-          <w:hyperlink w:anchor="_Toc229844223" w:history="1">
+          <w:hyperlink w:anchor="_Toc230351654" w:history="1">
             <w:r>
               <w:rPr>
                 <w:rStyle w:val="Kpr"/>
@@ -2445,7 +2453,7 @@
                 <w:noProof/>
                 <w:webHidden/>
               </w:rPr>
-              <w:instrText xml:space="preserve"> PAGEREF _Toc229844223 \h </w:instrText>
+              <w:instrText xml:space="preserve"> PAGEREF _Toc230351654 \h </w:instrText>
             </w:r>
             <w:r>
               <w:rPr>
@@ -2491,7 +2499,7 @@
               <w14:ligatures w14:val="standardContextual"/>
             </w:rPr>
           </w:pPr>
-          <w:hyperlink w:anchor="_Toc229844224" w:history="1">
+          <w:hyperlink w:anchor="_Toc230351655" w:history="1">
             <w:r>
               <w:rPr>
                 <w:rStyle w:val="Kpr"/>
@@ -2519,7 +2527,7 @@
                 <w:noProof/>
                 <w:webHidden/>
               </w:rPr>
-              <w:instrText xml:space="preserve"> PAGEREF _Toc229844224 \h </w:instrText>
+              <w:instrText xml:space="preserve"> PAGEREF _Toc230351655 \h </w:instrText>
             </w:r>
             <w:r>
               <w:rPr>
@@ -2565,7 +2573,7 @@
               <w14:ligatures w14:val="standardContextual"/>
             </w:rPr>
           </w:pPr>
-          <w:hyperlink w:anchor="_Toc229844225" w:history="1">
+          <w:hyperlink w:anchor="_Toc230351656" w:history="1">
             <w:r>
               <w:rPr>
                 <w:rStyle w:val="Kpr"/>
@@ -2593,7 +2601,7 @@
                 <w:noProof/>
                 <w:webHidden/>
               </w:rPr>
-              <w:instrText xml:space="preserve"> PAGEREF _Toc229844225 \h </w:instrText>
+              <w:instrText xml:space="preserve"> PAGEREF _Toc230351656 \h </w:instrText>
             </w:r>
             <w:r>
               <w:rPr>
@@ -2639,7 +2647,7 @@
               <w14:ligatures w14:val="standardContextual"/>
             </w:rPr>
           </w:pPr>
-          <w:hyperlink w:anchor="_Toc229844226" w:history="1">
+          <w:hyperlink w:anchor="_Toc230351657" w:history="1">
             <w:r>
               <w:rPr>
                 <w:rStyle w:val="Kpr"/>
@@ -2667,7 +2675,7 @@
                 <w:noProof/>
                 <w:webHidden/>
               </w:rPr>
-              <w:instrText xml:space="preserve"> PAGEREF _Toc229844226 \h </w:instrText>
+              <w:instrText xml:space="preserve"> PAGEREF _Toc230351657 \h </w:instrText>
             </w:r>
             <w:r>
               <w:rPr>
@@ -2713,7 +2721,7 @@
               <w14:ligatures w14:val="standardContextual"/>
             </w:rPr>
           </w:pPr>
-          <w:hyperlink w:anchor="_Toc229844227" w:history="1">
+          <w:hyperlink w:anchor="_Toc230351658" w:history="1">
             <w:r>
               <w:rPr>
                 <w:rStyle w:val="Kpr"/>
@@ -2741,7 +2749,7 @@
                 <w:noProof/>
                 <w:webHidden/>
               </w:rPr>
-              <w:instrText xml:space="preserve"> PAGEREF _Toc229844227 \h </w:instrText>
+              <w:instrText xml:space="preserve"> PAGEREF _Toc230351658 \h </w:instrText>
             </w:r>
             <w:r>
               <w:rPr>
@@ -2787,7 +2795,7 @@
               <w14:ligatures w14:val="standardContextual"/>
             </w:rPr>
           </w:pPr>
-          <w:hyperlink w:anchor="_Toc229844228" w:history="1">
+          <w:hyperlink w:anchor="_Toc230351659" w:history="1">
             <w:r>
               <w:rPr>
                 <w:rStyle w:val="Kpr"/>
@@ -2815,7 +2823,7 @@
                 <w:noProof/>
                 <w:webHidden/>
               </w:rPr>
-              <w:instrText xml:space="preserve"> PAGEREF _Toc229844228 \h </w:instrText>
+              <w:instrText xml:space="preserve"> PAGEREF _Toc230351659 \h </w:instrText>
             </w:r>
             <w:r>
               <w:rPr>
@@ -2861,7 +2869,7 @@
               <w14:ligatures w14:val="standardContextual"/>
             </w:rPr>
           </w:pPr>
-          <w:hyperlink w:anchor="_Toc229844229" w:history="1">
+          <w:hyperlink w:anchor="_Toc230351660" w:history="1">
             <w:r>
               <w:rPr>
                 <w:rStyle w:val="Kpr"/>
@@ -2889,7 +2897,7 @@
                 <w:noProof/>
                 <w:webHidden/>
               </w:rPr>
-              <w:instrText xml:space="preserve"> PAGEREF _Toc229844229 \h </w:instrText>
+              <w:instrText xml:space="preserve"> PAGEREF _Toc230351660 \h </w:instrText>
             </w:r>
             <w:r>
               <w:rPr>
@@ -2935,7 +2943,7 @@
               <w14:ligatures w14:val="standardContextual"/>
             </w:rPr>
           </w:pPr>
-          <w:hyperlink w:anchor="_Toc229844230" w:history="1">
+          <w:hyperlink w:anchor="_Toc230351661" w:history="1">
             <w:r>
               <w:rPr>
                 <w:rStyle w:val="Kpr"/>
@@ -2963,7 +2971,7 @@
                 <w:noProof/>
                 <w:webHidden/>
               </w:rPr>
-              <w:instrText xml:space="preserve"> PAGEREF _Toc229844230 \h </w:instrText>
+              <w:instrText xml:space="preserve"> PAGEREF _Toc230351661 \h </w:instrText>
             </w:r>
             <w:r>
               <w:rPr>
@@ -3009,7 +3017,7 @@
               <w14:ligatures w14:val="standardContextual"/>
             </w:rPr>
           </w:pPr>
-          <w:hyperlink w:anchor="_Toc229844231" w:history="1">
+          <w:hyperlink w:anchor="_Toc230351662" w:history="1">
             <w:r>
               <w:rPr>
                 <w:rStyle w:val="Kpr"/>
@@ -3037,7 +3045,7 @@
                 <w:noProof/>
                 <w:webHidden/>
               </w:rPr>
-              <w:instrText xml:space="preserve"> PAGEREF _Toc229844231 \h </w:instrText>
+              <w:instrText xml:space="preserve"> PAGEREF _Toc230351662 \h </w:instrText>
             </w:r>
             <w:r>
               <w:rPr>
@@ -3083,7 +3091,7 @@
               <w14:ligatures w14:val="standardContextual"/>
             </w:rPr>
           </w:pPr>
-          <w:hyperlink w:anchor="_Toc229844232" w:history="1">
+          <w:hyperlink w:anchor="_Toc230351663" w:history="1">
             <w:r>
               <w:rPr>
                 <w:rStyle w:val="Kpr"/>
@@ -3111,7 +3119,7 @@
                 <w:noProof/>
                 <w:webHidden/>
               </w:rPr>
-              <w:instrText xml:space="preserve"> PAGEREF _Toc229844232 \h </w:instrText>
+              <w:instrText xml:space="preserve"> PAGEREF _Toc230351663 \h </w:instrText>
             </w:r>
             <w:r>
               <w:rPr>
@@ -3157,7 +3165,7 @@
               <w14:ligatures w14:val="standardContextual"/>
             </w:rPr>
           </w:pPr>
-          <w:hyperlink w:anchor="_Toc229844233" w:history="1">
+          <w:hyperlink w:anchor="_Toc230351664" w:history="1">
             <w:r>
               <w:rPr>
                 <w:rStyle w:val="Kpr"/>
@@ -3185,7 +3193,7 @@
                 <w:noProof/>
                 <w:webHidden/>
               </w:rPr>
-              <w:instrText xml:space="preserve"> PAGEREF _Toc229844233 \h </w:instrText>
+              <w:instrText xml:space="preserve"> PAGEREF _Toc230351664 \h </w:instrText>
             </w:r>
             <w:r>
               <w:rPr>
@@ -3231,7 +3239,7 @@
               <w14:ligatures w14:val="standardContextual"/>
             </w:rPr>
           </w:pPr>
-          <w:hyperlink w:anchor="_Toc229844234" w:history="1">
+          <w:hyperlink w:anchor="_Toc230351665" w:history="1">
             <w:r>
               <w:rPr>
                 <w:rStyle w:val="Kpr"/>
@@ -3259,7 +3267,7 @@
                 <w:noProof/>
                 <w:webHidden/>
               </w:rPr>
-              <w:instrText xml:space="preserve"> PAGEREF _Toc229844234 \h </w:instrText>
+              <w:instrText xml:space="preserve"> PAGEREF _Toc230351665 \h </w:instrText>
             </w:r>
             <w:r>
               <w:rPr>
@@ -3305,14 +3313,14 @@
               <w14:ligatures w14:val="standardContextual"/>
             </w:rPr>
           </w:pPr>
-          <w:hyperlink w:anchor="_Toc229844235" w:history="1">
+          <w:hyperlink w:anchor="_Toc230351666" w:history="1">
             <w:r>
               <w:rPr>
                 <w:rStyle w:val="Kpr"/>
                 <w:rFonts w:eastAsiaTheme="majorEastAsia"/>
                 <w:noProof/>
               </w:rPr>
-              <w:t>Ekler</w:t>
+              <w:t>Github Link</w:t>
             </w:r>
             <w:r>
               <w:rPr>
@@ -3333,7 +3341,81 @@
                 <w:noProof/>
                 <w:webHidden/>
               </w:rPr>
-              <w:instrText xml:space="preserve"> PAGEREF _Toc229844235 \h </w:instrText>
+              <w:instrText xml:space="preserve"> PAGEREF _Toc230351666 \h </w:instrText>
+            </w:r>
+            <w:r>
+              <w:rPr>
+                <w:noProof/>
+                <w:webHidden/>
+              </w:rPr>
+            </w:r>
+            <w:r>
+              <w:rPr>
+                <w:noProof/>
+                <w:webHidden/>
+              </w:rPr>
+              <w:fldChar w:fldCharType="separate"/>
+            </w:r>
+            <w:r>
+              <w:rPr>
+                <w:noProof/>
+                <w:webHidden/>
+              </w:rPr>
+              <w:t>21</w:t>
+            </w:r>
+            <w:r>
+              <w:rPr>
+                <w:noProof/>
+                <w:webHidden/>
+              </w:rPr>
+              <w:fldChar w:fldCharType="end"/>
+            </w:r>
+          </w:hyperlink>
+        </w:p>
+        <w:p>
+          <w:pPr>
+            <w:pStyle w:val="T2"/>
+            <w:tabs>
+              <w:tab w:val="right" w:leader="dot" w:pos="9638"/>
+            </w:tabs>
+            <w:rPr>
+              <w:rFonts w:asciiTheme="minorHAnsi" w:eastAsiaTheme="minorEastAsia" w:hAnsiTheme="minorHAnsi"/>
+              <w:noProof/>
+              <w:kern w:val="2"/>
+              <w:szCs w:val="24"/>
+              <w:lang w:val="tr-TR" w:eastAsia="tr-TR"/>
+              <w14:ligatures w14:val="standardContextual"/>
+            </w:rPr>
+          </w:pPr>
+          <w:hyperlink w:anchor="_Toc230351667" w:history="1">
+            <w:r>
+              <w:rPr>
+                <w:rStyle w:val="Kpr"/>
+                <w:rFonts w:eastAsiaTheme="majorEastAsia"/>
+                <w:noProof/>
+              </w:rPr>
+              <w:t>Ekler</w:t>
+            </w:r>
+            <w:r>
+              <w:rPr>
+                <w:noProof/>
+                <w:webHidden/>
+              </w:rPr>
+              <w:tab/>
+            </w:r>
+            <w:r>
+              <w:rPr>
+                <w:noProof/>
+                <w:webHidden/>
+              </w:rPr>
+              <w:fldChar w:fldCharType="begin"/>
+            </w:r>
+            <w:r>
+              <w:rPr>
+                <w:noProof/>
+                <w:webHidden/>
+              </w:rPr>
+              <w:instrText xml:space="preserve"> PAGEREF _Toc230351667 \h </w:instrText>
             </w:r>
             <w:r>
               <w:rPr>
@@ -3379,7 +3461,7 @@
               <w14:ligatures w14:val="standardContextual"/>
             </w:rPr>
           </w:pPr>
-          <w:hyperlink w:anchor="_Toc229844236" w:history="1">
+          <w:hyperlink w:anchor="_Toc230351668" w:history="1">
             <w:r>
               <w:rPr>
                 <w:rStyle w:val="Kpr"/>
@@ -3407,7 +3489,7 @@
                 <w:noProof/>
                 <w:webHidden/>
               </w:rPr>
-              <w:instrText xml:space="preserve"> PAGEREF _Toc229844236 \h </w:instrText>
+              <w:instrText xml:space="preserve"> PAGEREF _Toc230351668 \h </w:instrText>
             </w:r>
             <w:r>
               <w:rPr>
@@ -3453,7 +3535,7 @@
               <w14:ligatures w14:val="standardContextual"/>
             </w:rPr>
           </w:pPr>
-          <w:hyperlink w:anchor="_Toc229844237" w:history="1">
+          <w:hyperlink w:anchor="_Toc230351669" w:history="1">
             <w:r>
               <w:rPr>
                 <w:rStyle w:val="Kpr"/>
@@ -3481,7 +3563,7 @@
                 <w:noProof/>
                 <w:webHidden/>
               </w:rPr>
-              <w:instrText xml:space="preserve"> PAGEREF _Toc229844237 \h </w:instrText>
+              <w:instrText xml:space="preserve"> PAGEREF _Toc230351669 \h </w:instrText>
             </w:r>
             <w:r>
               <w:rPr>
@@ -3540,7 +3622,7 @@
           <w:szCs w:val="36"/>
         </w:rPr>
       </w:pPr>
-      <w:bookmarkStart w:id="2" w:name="_Toc229844202"/>
+      <w:bookmarkStart w:id="2" w:name="_Toc230351633"/>
       <w:proofErr w:type="spellStart"/>
       <w:r>
         <w:rPr>
@@ -6380,6 +6462,7 @@
         <w:rPr>
           <w:szCs w:val="24"/>
         </w:rPr>
+        <w:lastRenderedPageBreak/>
         <w:t>Anahtar</w:t>
       </w:r>
       <w:proofErr w:type="spellEnd"/>
@@ -6538,13 +6621,12 @@
           <w:szCs w:val="36"/>
         </w:rPr>
       </w:pPr>
-      <w:bookmarkStart w:id="3" w:name="_Toc229844203"/>
+      <w:bookmarkStart w:id="3" w:name="_Toc230351634"/>
       <w:r>
         <w:rPr>
           <w:rFonts w:cs="Times New Roman"/>
           <w:szCs w:val="36"/>
         </w:rPr>
-        <w:lastRenderedPageBreak/>
         <w:t xml:space="preserve">1. </w:t>
       </w:r>
       <w:proofErr w:type="spellStart"/>
@@ -10059,7 +10141,7 @@
           <w:szCs w:val="36"/>
         </w:rPr>
       </w:pPr>
-      <w:bookmarkStart w:id="4" w:name="_Toc229844204"/>
+      <w:bookmarkStart w:id="4" w:name="_Toc230351635"/>
       <w:r>
         <w:rPr>
           <w:rFonts w:cs="Times New Roman"/>
@@ -11194,6 +11276,7 @@
         <w:rPr>
           <w:szCs w:val="24"/>
         </w:rPr>
+        <w:lastRenderedPageBreak/>
         <w:t>Finansal</w:t>
       </w:r>
       <w:proofErr w:type="spellEnd"/>
@@ -11345,7 +11428,6 @@
         <w:rPr>
           <w:szCs w:val="24"/>
         </w:rPr>
-        <w:lastRenderedPageBreak/>
         <w:t xml:space="preserve">VIX </w:t>
       </w:r>
       <w:proofErr w:type="spellStart"/>
@@ -12061,7 +12143,7 @@
           <w:szCs w:val="36"/>
         </w:rPr>
       </w:pPr>
-      <w:bookmarkStart w:id="5" w:name="_Toc229844205"/>
+      <w:bookmarkStart w:id="5" w:name="_Toc230351636"/>
       <w:r>
         <w:rPr>
           <w:rFonts w:cs="Times New Roman"/>
@@ -12104,7 +12186,7 @@
           <w:szCs w:val="32"/>
         </w:rPr>
       </w:pPr>
-      <w:bookmarkStart w:id="6" w:name="_Toc229844206"/>
+      <w:bookmarkStart w:id="6" w:name="_Toc230351637"/>
       <w:r>
         <w:rPr>
           <w:rFonts w:cs="Times New Roman"/>
@@ -12965,7 +13047,21 @@
         <w:rPr>
           <w:szCs w:val="24"/>
         </w:rPr>
-        <w:t xml:space="preserve">, data_collection.py </w:t>
+        <w:t xml:space="preserve">, </w:t>
+      </w:r>
+      <w:proofErr w:type="spellStart"/>
+      <w:r>
+        <w:rPr>
+          <w:szCs w:val="24"/>
+        </w:rPr>
+        <w:t>data_collection.py</w:t>
+      </w:r>
+      <w:proofErr w:type="spellEnd"/>
+      <w:r>
+        <w:rPr>
+          <w:szCs w:val="24"/>
+        </w:rPr>
+        <w:t xml:space="preserve"> </w:t>
       </w:r>
       <w:proofErr w:type="spellStart"/>
       <w:r>
@@ -13739,7 +13835,7 @@
       <w:pPr>
         <w:pStyle w:val="Balk3"/>
       </w:pPr>
-      <w:bookmarkStart w:id="7" w:name="_Toc229844207"/>
+      <w:bookmarkStart w:id="7" w:name="_Toc230351638"/>
       <w:r>
         <w:t xml:space="preserve">3.2 </w:t>
       </w:r>
@@ -14857,6 +14953,7 @@
               <w:rPr>
                 <w:sz w:val="18"/>
               </w:rPr>
+              <w:lastRenderedPageBreak/>
               <w:t>NASDAQ</w:t>
             </w:r>
           </w:p>
@@ -15123,7 +15220,6 @@
               <w:rPr>
                 <w:sz w:val="18"/>
               </w:rPr>
-              <w:lastRenderedPageBreak/>
               <w:t>DAX</w:t>
             </w:r>
           </w:p>
@@ -16268,7 +16364,7 @@
       <w:pPr>
         <w:pStyle w:val="Balk3"/>
       </w:pPr>
-      <w:bookmarkStart w:id="8" w:name="_Toc229844208"/>
+      <w:bookmarkStart w:id="8" w:name="_Toc230351639"/>
       <w:r>
         <w:t xml:space="preserve">3.3 Veri </w:t>
       </w:r>
@@ -17364,7 +17460,7 @@
       <w:pPr>
         <w:pStyle w:val="Balk3"/>
       </w:pPr>
-      <w:bookmarkStart w:id="9" w:name="_Toc229844209"/>
+      <w:bookmarkStart w:id="9" w:name="_Toc230351640"/>
       <w:r>
         <w:t xml:space="preserve">3.4 Ethereum </w:t>
       </w:r>
@@ -18200,7 +18296,7 @@
       <w:pPr>
         <w:pStyle w:val="Balk2"/>
       </w:pPr>
-      <w:bookmarkStart w:id="10" w:name="_Toc229844210"/>
+      <w:bookmarkStart w:id="10" w:name="_Toc230351641"/>
       <w:r>
         <w:lastRenderedPageBreak/>
         <w:t xml:space="preserve">4. Veri </w:t>
@@ -18256,7 +18352,7 @@
       <w:pPr>
         <w:pStyle w:val="Balk3"/>
       </w:pPr>
-      <w:bookmarkStart w:id="11" w:name="_Toc229844211"/>
+      <w:bookmarkStart w:id="11" w:name="_Toc230351642"/>
       <w:r>
         <w:t xml:space="preserve">4.1 Ham </w:t>
       </w:r>
@@ -19070,7 +19166,7 @@
       <w:pPr>
         <w:pStyle w:val="Balk3"/>
       </w:pPr>
-      <w:bookmarkStart w:id="12" w:name="_Toc229844212"/>
+      <w:bookmarkStart w:id="12" w:name="_Toc230351643"/>
       <w:r>
         <w:t xml:space="preserve">4.2 </w:t>
       </w:r>
@@ -19761,7 +19857,7 @@
       <w:pPr>
         <w:pStyle w:val="Balk3"/>
       </w:pPr>
-      <w:bookmarkStart w:id="13" w:name="_Toc229844213"/>
+      <w:bookmarkStart w:id="13" w:name="_Toc230351644"/>
       <w:r>
         <w:t xml:space="preserve">4.3 </w:t>
       </w:r>
@@ -20915,7 +21011,7 @@
       <w:pPr>
         <w:pStyle w:val="Balk3"/>
       </w:pPr>
-      <w:bookmarkStart w:id="14" w:name="_Toc229844214"/>
+      <w:bookmarkStart w:id="14" w:name="_Toc230351645"/>
       <w:r>
         <w:lastRenderedPageBreak/>
         <w:t xml:space="preserve">4.4 </w:t>
@@ -22199,7 +22295,7 @@
       <w:pPr>
         <w:pStyle w:val="Balk2"/>
       </w:pPr>
-      <w:bookmarkStart w:id="15" w:name="_Toc229844215"/>
+      <w:bookmarkStart w:id="15" w:name="_Toc230351646"/>
       <w:r>
         <w:t xml:space="preserve">5. </w:t>
       </w:r>
@@ -22214,7 +22310,7 @@
       <w:pPr>
         <w:pStyle w:val="Balk3"/>
       </w:pPr>
-      <w:bookmarkStart w:id="16" w:name="_Toc229844216"/>
+      <w:bookmarkStart w:id="16" w:name="_Toc230351647"/>
       <w:r>
         <w:t xml:space="preserve">5.1 </w:t>
       </w:r>
@@ -23186,7 +23282,7 @@
       <w:pPr>
         <w:pStyle w:val="Balk3"/>
       </w:pPr>
-      <w:bookmarkStart w:id="17" w:name="_Toc229844217"/>
+      <w:bookmarkStart w:id="17" w:name="_Toc230351648"/>
       <w:r>
         <w:t xml:space="preserve">5.2 Threshold </w:t>
       </w:r>
@@ -23496,7 +23592,15 @@
       </w:r>
       <w:proofErr w:type="spellEnd"/>
       <w:r>
-        <w:t xml:space="preserve"> Brent-WTI, Gold-Dollar Index </w:t>
+        <w:t xml:space="preserve"> Brent-</w:t>
+      </w:r>
+      <w:proofErr w:type="spellStart"/>
+      <w:r>
+        <w:t>WTI</w:t>
+      </w:r>
+      <w:proofErr w:type="spellEnd"/>
+      <w:r>
+        <w:t xml:space="preserve">, Gold-Dollar Index </w:t>
       </w:r>
       <w:proofErr w:type="spellStart"/>
       <w:r>
@@ -23916,7 +24020,7 @@
       <w:pPr>
         <w:pStyle w:val="Balk3"/>
       </w:pPr>
-      <w:bookmarkStart w:id="18" w:name="_Toc229844218"/>
+      <w:bookmarkStart w:id="18" w:name="_Toc230351649"/>
       <w:r>
         <w:t xml:space="preserve">5.3 </w:t>
       </w:r>
@@ -25759,7 +25863,7 @@
       <w:pPr>
         <w:pStyle w:val="Balk3"/>
       </w:pPr>
-      <w:bookmarkStart w:id="19" w:name="_Toc229844219"/>
+      <w:bookmarkStart w:id="19" w:name="_Toc230351650"/>
       <w:r>
         <w:t xml:space="preserve">5.4 </w:t>
       </w:r>
@@ -26467,7 +26571,7 @@
       <w:pPr>
         <w:pStyle w:val="Balk3"/>
       </w:pPr>
-      <w:bookmarkStart w:id="20" w:name="_Toc229844220"/>
+      <w:bookmarkStart w:id="20" w:name="_Toc230351651"/>
       <w:r>
         <w:lastRenderedPageBreak/>
         <w:t xml:space="preserve">5.5 </w:t>
@@ -27183,7 +27287,7 @@
       <w:pPr>
         <w:pStyle w:val="Balk3"/>
       </w:pPr>
-      <w:bookmarkStart w:id="21" w:name="_Toc229844221"/>
+      <w:bookmarkStart w:id="21" w:name="_Toc230351652"/>
       <w:r>
         <w:t xml:space="preserve">5.6 Analiz Pipeline </w:t>
       </w:r>
@@ -27839,7 +27943,7 @@
       <w:pPr>
         <w:pStyle w:val="Balk2"/>
       </w:pPr>
-      <w:bookmarkStart w:id="22" w:name="_Toc229844222"/>
+      <w:bookmarkStart w:id="22" w:name="_Toc230351653"/>
       <w:r>
         <w:lastRenderedPageBreak/>
         <w:t xml:space="preserve">6. </w:t>
@@ -27871,7 +27975,7 @@
       <w:pPr>
         <w:pStyle w:val="Balk3"/>
       </w:pPr>
-      <w:bookmarkStart w:id="23" w:name="_Toc229844223"/>
+      <w:bookmarkStart w:id="23" w:name="_Toc230351654"/>
       <w:r>
         <w:t xml:space="preserve">6.1 </w:t>
       </w:r>
@@ -28234,7 +28338,15 @@
       </w:r>
       <w:proofErr w:type="spellEnd"/>
       <w:r>
-        <w:t xml:space="preserve"> SP500, NASDAQ </w:t>
+        <w:t xml:space="preserve"> </w:t>
+      </w:r>
+      <w:proofErr w:type="spellStart"/>
+      <w:r>
+        <w:t>SP500</w:t>
+      </w:r>
+      <w:proofErr w:type="spellEnd"/>
+      <w:r>
+        <w:t xml:space="preserve">, NASDAQ </w:t>
       </w:r>
       <w:proofErr w:type="spellStart"/>
       <w:r>
@@ -28466,7 +28578,15 @@
       </w:r>
       <w:proofErr w:type="spellEnd"/>
       <w:r>
-        <w:t xml:space="preserve"> FTSE100 </w:t>
+        <w:t xml:space="preserve"> </w:t>
+      </w:r>
+      <w:proofErr w:type="spellStart"/>
+      <w:r>
+        <w:t>FTSE100</w:t>
+      </w:r>
+      <w:proofErr w:type="spellEnd"/>
+      <w:r>
+        <w:t xml:space="preserve"> </w:t>
       </w:r>
       <w:proofErr w:type="spellStart"/>
       <w:r>
@@ -29016,7 +29136,15 @@
       </w:r>
       <w:proofErr w:type="spellEnd"/>
       <w:r>
-        <w:t xml:space="preserve"> USD_TRY </w:t>
+        <w:t xml:space="preserve"> </w:t>
+      </w:r>
+      <w:proofErr w:type="spellStart"/>
+      <w:r>
+        <w:t>USD_TRY</w:t>
+      </w:r>
+      <w:proofErr w:type="spellEnd"/>
+      <w:r>
+        <w:t xml:space="preserve"> </w:t>
       </w:r>
       <w:proofErr w:type="spellStart"/>
       <w:r>
@@ -29024,7 +29152,15 @@
       </w:r>
       <w:proofErr w:type="spellEnd"/>
       <w:r>
-        <w:t xml:space="preserve"> EUR_TRY </w:t>
+        <w:t xml:space="preserve"> </w:t>
+      </w:r>
+      <w:proofErr w:type="spellStart"/>
+      <w:r>
+        <w:t>EUR_TRY</w:t>
+      </w:r>
+      <w:proofErr w:type="spellEnd"/>
+      <w:r>
+        <w:t xml:space="preserve"> </w:t>
       </w:r>
       <w:proofErr w:type="spellStart"/>
       <w:r>
@@ -29416,7 +29552,15 @@
       </w:r>
       <w:proofErr w:type="spellEnd"/>
       <w:r>
-        <w:t xml:space="preserve"> SP500, NASDAQ </w:t>
+        <w:t xml:space="preserve"> </w:t>
+      </w:r>
+      <w:proofErr w:type="spellStart"/>
+      <w:r>
+        <w:t>SP500</w:t>
+      </w:r>
+      <w:proofErr w:type="spellEnd"/>
+      <w:r>
+        <w:t xml:space="preserve">, NASDAQ </w:t>
       </w:r>
       <w:proofErr w:type="spellStart"/>
       <w:r>
@@ -30317,21 +30461,7 @@
               <w:rPr>
                 <w:sz w:val="18"/>
               </w:rPr>
-              <w:t xml:space="preserve"> </w:t>
-            </w:r>
-            <w:proofErr w:type="spellStart"/>
-            <w:r>
-              <w:rPr>
-                <w:sz w:val="18"/>
-              </w:rPr>
-              <w:t>yönlü</w:t>
-            </w:r>
-            <w:proofErr w:type="spellEnd"/>
-            <w:r>
-              <w:rPr>
-                <w:sz w:val="18"/>
-              </w:rPr>
-              <w:t xml:space="preserve"> </w:t>
+              <w:t xml:space="preserve"> yönlü </w:t>
             </w:r>
             <w:proofErr w:type="spellStart"/>
             <w:r>
@@ -30363,7 +30493,7 @@
       <w:pPr>
         <w:pStyle w:val="Balk3"/>
       </w:pPr>
-      <w:bookmarkStart w:id="24" w:name="_Toc229844224"/>
+      <w:bookmarkStart w:id="24" w:name="_Toc230351655"/>
       <w:r>
         <w:lastRenderedPageBreak/>
         <w:t xml:space="preserve">6.2 </w:t>
@@ -31044,7 +31174,15 @@
       </w:r>
       <w:proofErr w:type="spellEnd"/>
       <w:r>
-        <w:t xml:space="preserve"> FTSE100 </w:t>
+        <w:t xml:space="preserve"> </w:t>
+      </w:r>
+      <w:proofErr w:type="spellStart"/>
+      <w:r>
+        <w:t>FTSE100</w:t>
+      </w:r>
+      <w:proofErr w:type="spellEnd"/>
+      <w:r>
+        <w:t xml:space="preserve"> </w:t>
       </w:r>
       <w:proofErr w:type="spellStart"/>
       <w:r>
@@ -31420,7 +31558,15 @@
       </w:r>
       <w:proofErr w:type="spellEnd"/>
       <w:r>
-        <w:t xml:space="preserve">, USD_TRY </w:t>
+        <w:t xml:space="preserve">, </w:t>
+      </w:r>
+      <w:proofErr w:type="spellStart"/>
+      <w:r>
+        <w:t>USD_TRY</w:t>
+      </w:r>
+      <w:proofErr w:type="spellEnd"/>
+      <w:r>
+        <w:t xml:space="preserve"> </w:t>
       </w:r>
       <w:proofErr w:type="spellStart"/>
       <w:r>
@@ -31428,7 +31574,15 @@
       </w:r>
       <w:proofErr w:type="spellEnd"/>
       <w:r>
-        <w:t xml:space="preserve"> EUR_TRY </w:t>
+        <w:t xml:space="preserve"> </w:t>
+      </w:r>
+      <w:proofErr w:type="spellStart"/>
+      <w:r>
+        <w:t>EUR_TRY</w:t>
+      </w:r>
+      <w:proofErr w:type="spellEnd"/>
+      <w:r>
+        <w:t xml:space="preserve"> </w:t>
       </w:r>
       <w:proofErr w:type="spellStart"/>
       <w:r>
@@ -31659,7 +31813,7 @@
       <w:pPr>
         <w:pStyle w:val="Balk3"/>
       </w:pPr>
-      <w:bookmarkStart w:id="25" w:name="_Toc229844225"/>
+      <w:bookmarkStart w:id="25" w:name="_Toc230351656"/>
       <w:r>
         <w:lastRenderedPageBreak/>
         <w:t xml:space="preserve">6.3 Edge List </w:t>
@@ -32937,7 +33091,7 @@
       <w:pPr>
         <w:pStyle w:val="Balk3"/>
       </w:pPr>
-      <w:bookmarkStart w:id="26" w:name="_Toc229844226"/>
+      <w:bookmarkStart w:id="26" w:name="_Toc230351657"/>
       <w:r>
         <w:t xml:space="preserve">6.4 </w:t>
       </w:r>
@@ -33171,7 +33325,15 @@
       </w:r>
       <w:proofErr w:type="spellEnd"/>
       <w:r>
-        <w:t xml:space="preserve"> FTSE100, DAX, </w:t>
+        <w:t xml:space="preserve"> </w:t>
+      </w:r>
+      <w:proofErr w:type="spellStart"/>
+      <w:r>
+        <w:t>FTSE100</w:t>
+      </w:r>
+      <w:proofErr w:type="spellEnd"/>
+      <w:r>
+        <w:t xml:space="preserve">, DAX, </w:t>
       </w:r>
       <w:proofErr w:type="spellStart"/>
       <w:r>
@@ -33179,7 +33341,15 @@
       </w:r>
       <w:proofErr w:type="spellEnd"/>
       <w:r>
-        <w:t xml:space="preserve">, NASDAQ, SP500 </w:t>
+        <w:t xml:space="preserve">, NASDAQ, </w:t>
+      </w:r>
+      <w:proofErr w:type="spellStart"/>
+      <w:r>
+        <w:t>SP500</w:t>
+      </w:r>
+      <w:proofErr w:type="spellEnd"/>
+      <w:r>
+        <w:t xml:space="preserve"> </w:t>
       </w:r>
       <w:proofErr w:type="spellStart"/>
       <w:r>
@@ -35445,13 +35615,41 @@
         <w:rPr>
           <w:sz w:val="20"/>
         </w:rPr>
-        <w:t xml:space="preserve">, Nikkei225, BIST100, Bitcoin </w:t>
+        <w:t xml:space="preserve">, </w:t>
       </w:r>
       <w:proofErr w:type="spellStart"/>
       <w:r>
         <w:rPr>
           <w:sz w:val="20"/>
         </w:rPr>
+        <w:t>Nikkei225</w:t>
+      </w:r>
+      <w:proofErr w:type="spellEnd"/>
+      <w:r>
+        <w:rPr>
+          <w:sz w:val="20"/>
+        </w:rPr>
+        <w:t xml:space="preserve">, </w:t>
+      </w:r>
+      <w:proofErr w:type="spellStart"/>
+      <w:r>
+        <w:rPr>
+          <w:sz w:val="20"/>
+        </w:rPr>
+        <w:t>BIST100</w:t>
+      </w:r>
+      <w:proofErr w:type="spellEnd"/>
+      <w:r>
+        <w:rPr>
+          <w:sz w:val="20"/>
+        </w:rPr>
+        <w:t xml:space="preserve">, Bitcoin </w:t>
+      </w:r>
+      <w:proofErr w:type="spellStart"/>
+      <w:r>
+        <w:rPr>
+          <w:sz w:val="20"/>
+        </w:rPr>
         <w:t>ve</w:t>
       </w:r>
       <w:proofErr w:type="spellEnd"/>
@@ -35459,7 +35657,21 @@
         <w:rPr>
           <w:sz w:val="20"/>
         </w:rPr>
-        <w:t xml:space="preserve"> US_10Y_Bond </w:t>
+        <w:t xml:space="preserve"> </w:t>
+      </w:r>
+      <w:proofErr w:type="spellStart"/>
+      <w:r>
+        <w:rPr>
+          <w:sz w:val="20"/>
+        </w:rPr>
+        <w:t>US_10Y_Bond</w:t>
+      </w:r>
+      <w:proofErr w:type="spellEnd"/>
+      <w:r>
+        <w:rPr>
+          <w:sz w:val="20"/>
+        </w:rPr>
+        <w:t xml:space="preserve"> </w:t>
       </w:r>
       <w:proofErr w:type="spellStart"/>
       <w:r>
@@ -37573,7 +37785,7 @@
       <w:pPr>
         <w:pStyle w:val="Balk3"/>
       </w:pPr>
-      <w:bookmarkStart w:id="27" w:name="_Toc229844227"/>
+      <w:bookmarkStart w:id="27" w:name="_Toc230351658"/>
       <w:r>
         <w:t xml:space="preserve">6.5 Global </w:t>
       </w:r>
@@ -38835,7 +39047,7 @@
       <w:pPr>
         <w:pStyle w:val="Balk3"/>
       </w:pPr>
-      <w:bookmarkStart w:id="28" w:name="_Toc229844228"/>
+      <w:bookmarkStart w:id="28" w:name="_Toc230351659"/>
       <w:r>
         <w:t xml:space="preserve">6.6 </w:t>
       </w:r>
@@ -39386,17 +39598,25 @@
               <w:spacing w:after="60"/>
               <w:jc w:val="left"/>
             </w:pPr>
-            <w:r>
-              <w:rPr>
-                <w:sz w:val="18"/>
-              </w:rPr>
-              <w:t xml:space="preserve">SP500, NASDAQ, </w:t>
-            </w:r>
             <w:proofErr w:type="spellStart"/>
             <w:r>
               <w:rPr>
                 <w:sz w:val="18"/>
               </w:rPr>
+              <w:t>SP500</w:t>
+            </w:r>
+            <w:proofErr w:type="spellEnd"/>
+            <w:r>
+              <w:rPr>
+                <w:sz w:val="18"/>
+              </w:rPr>
+              <w:t xml:space="preserve">, NASDAQ, </w:t>
+            </w:r>
+            <w:proofErr w:type="spellStart"/>
+            <w:r>
+              <w:rPr>
+                <w:sz w:val="18"/>
+              </w:rPr>
               <w:t>Dow_Jones</w:t>
             </w:r>
             <w:proofErr w:type="spellEnd"/>
@@ -39404,7 +39624,21 @@
               <w:rPr>
                 <w:sz w:val="18"/>
               </w:rPr>
-              <w:t>, DAX, FTSE100, VIX</w:t>
+              <w:t xml:space="preserve">, DAX, </w:t>
+            </w:r>
+            <w:proofErr w:type="spellStart"/>
+            <w:r>
+              <w:rPr>
+                <w:sz w:val="18"/>
+              </w:rPr>
+              <w:t>FTSE100</w:t>
+            </w:r>
+            <w:proofErr w:type="spellEnd"/>
+            <w:r>
+              <w:rPr>
+                <w:sz w:val="18"/>
+              </w:rPr>
+              <w:t>, VIX</w:t>
             </w:r>
           </w:p>
         </w:tc>
@@ -40384,8 +40618,13 @@
       <w:pPr>
         <w:ind w:firstLine="360"/>
       </w:pPr>
-      <w:r>
-        <w:t xml:space="preserve">USD_TRY </w:t>
+      <w:proofErr w:type="spellStart"/>
+      <w:r>
+        <w:t>USD_TRY</w:t>
+      </w:r>
+      <w:proofErr w:type="spellEnd"/>
+      <w:r>
+        <w:t xml:space="preserve"> </w:t>
       </w:r>
       <w:proofErr w:type="spellStart"/>
       <w:r>
@@ -40637,7 +40876,7 @@
       <w:pPr>
         <w:pStyle w:val="Balk3"/>
       </w:pPr>
-      <w:bookmarkStart w:id="29" w:name="_Toc229844229"/>
+      <w:bookmarkStart w:id="29" w:name="_Toc230351660"/>
       <w:r>
         <w:t xml:space="preserve">6.7 </w:t>
       </w:r>
@@ -41305,7 +41544,7 @@
       <w:pPr>
         <w:pStyle w:val="Balk3"/>
       </w:pPr>
-      <w:bookmarkStart w:id="30" w:name="_Toc229844230"/>
+      <w:bookmarkStart w:id="30" w:name="_Toc230351661"/>
       <w:r>
         <w:t xml:space="preserve">6.8 </w:t>
       </w:r>
@@ -42092,7 +42331,15 @@
       </w:r>
       <w:proofErr w:type="spellEnd"/>
       <w:r>
-        <w:t xml:space="preserve">, USD_TRY-EUR_TRY </w:t>
+        <w:t xml:space="preserve">, </w:t>
+      </w:r>
+      <w:proofErr w:type="spellStart"/>
+      <w:r>
+        <w:t>USD_TRY-EUR_TRY</w:t>
+      </w:r>
+      <w:proofErr w:type="spellEnd"/>
+      <w:r>
+        <w:t xml:space="preserve"> </w:t>
       </w:r>
       <w:proofErr w:type="spellStart"/>
       <w:r>
@@ -42100,7 +42347,15 @@
       </w:r>
       <w:proofErr w:type="spellEnd"/>
       <w:r>
-        <w:t xml:space="preserve"> Brent-WTI </w:t>
+        <w:t xml:space="preserve"> Brent-</w:t>
+      </w:r>
+      <w:proofErr w:type="spellStart"/>
+      <w:r>
+        <w:t>WTI</w:t>
+      </w:r>
+      <w:proofErr w:type="spellEnd"/>
+      <w:r>
+        <w:t xml:space="preserve"> </w:t>
       </w:r>
       <w:proofErr w:type="spellStart"/>
       <w:r>
@@ -42496,7 +42751,7 @@
       <w:pPr>
         <w:pStyle w:val="Balk2"/>
       </w:pPr>
-      <w:bookmarkStart w:id="31" w:name="_Toc229844231"/>
+      <w:bookmarkStart w:id="31" w:name="_Toc230351662"/>
       <w:r>
         <w:t xml:space="preserve">7. </w:t>
       </w:r>
@@ -42938,7 +43193,15 @@
       </w:r>
       <w:proofErr w:type="spellEnd"/>
       <w:r>
-        <w:t xml:space="preserve">. SP500, NASDAQ </w:t>
+        <w:t xml:space="preserve">. </w:t>
+      </w:r>
+      <w:proofErr w:type="spellStart"/>
+      <w:r>
+        <w:t>SP500</w:t>
+      </w:r>
+      <w:proofErr w:type="spellEnd"/>
+      <w:r>
+        <w:t xml:space="preserve">, NASDAQ </w:t>
       </w:r>
       <w:proofErr w:type="spellStart"/>
       <w:r>
@@ -43466,7 +43729,15 @@
       </w:r>
       <w:proofErr w:type="spellEnd"/>
       <w:r>
-        <w:t xml:space="preserve"> Brent-WTI </w:t>
+        <w:t xml:space="preserve"> Brent-</w:t>
+      </w:r>
+      <w:proofErr w:type="spellStart"/>
+      <w:r>
+        <w:t>WTI</w:t>
+      </w:r>
+      <w:proofErr w:type="spellEnd"/>
+      <w:r>
+        <w:t xml:space="preserve"> </w:t>
       </w:r>
       <w:proofErr w:type="spellStart"/>
       <w:r>
@@ -43928,7 +44199,7 @@
       <w:pPr>
         <w:pStyle w:val="Balk2"/>
       </w:pPr>
-      <w:bookmarkStart w:id="32" w:name="_Toc229844232"/>
+      <w:bookmarkStart w:id="32" w:name="_Toc230351663"/>
       <w:r>
         <w:lastRenderedPageBreak/>
         <w:t xml:space="preserve">8. </w:t>
@@ -44457,7 +44728,15 @@
       </w:r>
       <w:proofErr w:type="spellEnd"/>
       <w:r>
-        <w:t xml:space="preserve"> FTSE100 </w:t>
+        <w:t xml:space="preserve"> </w:t>
+      </w:r>
+      <w:proofErr w:type="spellStart"/>
+      <w:r>
+        <w:t>FTSE100</w:t>
+      </w:r>
+      <w:proofErr w:type="spellEnd"/>
+      <w:r>
+        <w:t xml:space="preserve"> </w:t>
       </w:r>
       <w:proofErr w:type="spellStart"/>
       <w:r>
@@ -45504,7 +45783,15 @@
       </w:r>
       <w:proofErr w:type="spellEnd"/>
       <w:r>
-        <w:t xml:space="preserve">. Bitcoin, BIST100, </w:t>
+        <w:t xml:space="preserve">. Bitcoin, </w:t>
+      </w:r>
+      <w:proofErr w:type="spellStart"/>
+      <w:r>
+        <w:t>BIST100</w:t>
+      </w:r>
+      <w:proofErr w:type="spellEnd"/>
+      <w:r>
+        <w:t xml:space="preserve">, </w:t>
       </w:r>
       <w:proofErr w:type="spellStart"/>
       <w:r>
@@ -45512,7 +45799,15 @@
       </w:r>
       <w:proofErr w:type="spellEnd"/>
       <w:r>
-        <w:t xml:space="preserve">, Nikkei225 </w:t>
+        <w:t xml:space="preserve">, </w:t>
+      </w:r>
+      <w:proofErr w:type="spellStart"/>
+      <w:r>
+        <w:t>Nikkei225</w:t>
+      </w:r>
+      <w:proofErr w:type="spellEnd"/>
+      <w:r>
+        <w:t xml:space="preserve"> </w:t>
       </w:r>
       <w:proofErr w:type="spellStart"/>
       <w:r>
@@ -45520,7 +45815,15 @@
       </w:r>
       <w:proofErr w:type="spellEnd"/>
       <w:r>
-        <w:t xml:space="preserve"> US_10Y_Bond </w:t>
+        <w:t xml:space="preserve"> </w:t>
+      </w:r>
+      <w:proofErr w:type="spellStart"/>
+      <w:r>
+        <w:t>US_10Y_Bond</w:t>
+      </w:r>
+      <w:proofErr w:type="spellEnd"/>
+      <w:r>
+        <w:t xml:space="preserve"> </w:t>
       </w:r>
       <w:proofErr w:type="spellStart"/>
       <w:r>
@@ -46055,7 +46358,7 @@
       <w:pPr>
         <w:pStyle w:val="Balk2"/>
       </w:pPr>
-      <w:bookmarkStart w:id="33" w:name="_Toc229844233"/>
+      <w:bookmarkStart w:id="33" w:name="_Toc230351664"/>
       <w:r>
         <w:t xml:space="preserve">9. </w:t>
       </w:r>
@@ -47424,13 +47727,13 @@
       <w:pPr>
         <w:pStyle w:val="Balk2"/>
       </w:pPr>
-      <w:bookmarkStart w:id="34" w:name="_Toc229844234"/>
-      <w:r>
-        <w:t>10. K</w:t>
-      </w:r>
-      <w:proofErr w:type="spellStart"/>
-      <w:r>
-        <w:t>aynakça</w:t>
+      <w:bookmarkStart w:id="34" w:name="_Toc230351665"/>
+      <w:r>
+        <w:t xml:space="preserve">10. </w:t>
+      </w:r>
+      <w:proofErr w:type="spellStart"/>
+      <w:r>
+        <w:t>Kaynakça</w:t>
       </w:r>
       <w:bookmarkEnd w:id="34"/>
       <w:proofErr w:type="spellEnd"/>
@@ -47531,27 +47834,104 @@
         <w:t xml:space="preserve"> Documentation. “Louvain Community Detection Algorithm.” https://networkx.org/documentation/stable/reference/algorithms/generated/networkx.algorithms.community.louvain.louvain_communities.html</w:t>
       </w:r>
     </w:p>
-    <w:p/>
-    <w:p/>
-    <w:p/>
     <w:p/>
     <w:p/>
     <w:p>
       <w:pPr>
         <w:pStyle w:val="Balk2"/>
       </w:pPr>
-      <w:bookmarkStart w:id="35" w:name="_Toc229844235"/>
+      <w:bookmarkStart w:id="35" w:name="_Toc230351666"/>
+      <w:proofErr w:type="spellStart"/>
+      <w:r>
+        <w:t>Github</w:t>
+      </w:r>
+      <w:proofErr w:type="spellEnd"/>
+      <w:r>
+        <w:t xml:space="preserve"> Link</w:t>
+      </w:r>
+      <w:bookmarkEnd w:id="35"/>
+    </w:p>
+    <w:p/>
+    <w:p>
+      <w:hyperlink r:id="rId14" w:history="1">
+        <w:r>
+          <w:rPr>
+            <w:rStyle w:val="Kpr"/>
+          </w:rPr>
+          <w:t>https://</w:t>
+        </w:r>
+        <w:proofErr w:type="spellStart"/>
+        <w:r>
+          <w:rPr>
+            <w:rStyle w:val="Kpr"/>
+          </w:rPr>
+          <w:t>github.com</w:t>
+        </w:r>
+        <w:proofErr w:type="spellEnd"/>
+        <w:r>
+          <w:rPr>
+            <w:rStyle w:val="Kpr"/>
+          </w:rPr>
+          <w:t>/</w:t>
+        </w:r>
+        <w:proofErr w:type="spellStart"/>
+        <w:r>
+          <w:rPr>
+            <w:rStyle w:val="Kpr"/>
+          </w:rPr>
+          <w:t>Emi</w:t>
+        </w:r>
+        <w:r>
+          <w:rPr>
+            <w:rStyle w:val="Kpr"/>
+          </w:rPr>
+          <w:t>r</w:t>
+        </w:r>
+        <w:r>
+          <w:rPr>
+            <w:rStyle w:val="Kpr"/>
+          </w:rPr>
+          <w:t>CanGun</w:t>
+        </w:r>
+        <w:r>
+          <w:rPr>
+            <w:rStyle w:val="Kpr"/>
+          </w:rPr>
+          <w:t>e</w:t>
+        </w:r>
+        <w:r>
+          <w:rPr>
+            <w:rStyle w:val="Kpr"/>
+          </w:rPr>
+          <w:t>y</w:t>
+        </w:r>
+        <w:proofErr w:type="spellEnd"/>
+        <w:r>
+          <w:rPr>
+            <w:rStyle w:val="Kpr"/>
+          </w:rPr>
+          <w:t>/social-network-finance</w:t>
+        </w:r>
+      </w:hyperlink>
+    </w:p>
+    <w:p/>
+    <w:p/>
+    <w:p>
+      <w:pPr>
+        <w:pStyle w:val="Balk2"/>
+      </w:pPr>
+      <w:bookmarkStart w:id="36" w:name="_Toc230351667"/>
       <w:r>
         <w:lastRenderedPageBreak/>
         <w:t>Ekler</w:t>
       </w:r>
-      <w:bookmarkEnd w:id="35"/>
+      <w:bookmarkEnd w:id="36"/>
     </w:p>
     <w:p>
       <w:pPr>
         <w:pStyle w:val="Balk3"/>
       </w:pPr>
-      <w:bookmarkStart w:id="36" w:name="_Toc229844236"/>
+      <w:bookmarkStart w:id="37" w:name="_Toc230351668"/>
       <w:r>
         <w:t xml:space="preserve">Ek A - </w:t>
       </w:r>
@@ -47575,7 +47955,7 @@
       <w:r>
         <w:t>Yapısı</w:t>
       </w:r>
-      <w:bookmarkEnd w:id="36"/>
+      <w:bookmarkEnd w:id="37"/>
       <w:proofErr w:type="spellEnd"/>
     </w:p>
     <w:p>
@@ -47695,21 +48075,7 @@
           <w:b/>
           <w:sz w:val="20"/>
         </w:rPr>
-        <w:t>–</w:t>
-      </w:r>
-      <w:r>
-        <w:rPr>
-          <w:b/>
-          <w:sz w:val="20"/>
-        </w:rPr>
-        <w:t xml:space="preserve"> </w:t>
-      </w:r>
-      <w:r>
-        <w:rPr>
-          <w:b/>
-          <w:sz w:val="20"/>
-        </w:rPr>
-        <w:t xml:space="preserve">VS Code Dosya </w:t>
+        <w:t xml:space="preserve">– VS Code Dosya </w:t>
       </w:r>
       <w:proofErr w:type="spellStart"/>
       <w:r>
@@ -47743,6 +48109,9 @@
         <w:jc w:val="center"/>
       </w:pPr>
       <w:r>
+        <w:rPr>
+          <w:noProof/>
+        </w:rPr>
         <w:drawing>
           <wp:inline distT="0" distB="0" distL="0" distR="0" wp14:anchorId="383AD890" wp14:editId="5C7B8F49">
             <wp:extent cx="2705938" cy="5701665"/>
@@ -47759,7 +48128,7 @@
                     <pic:cNvPicPr/>
                   </pic:nvPicPr>
                   <pic:blipFill>
-                    <a:blip r:embed="rId14"/>
+                    <a:blip r:embed="rId15"/>
                     <a:stretch>
                       <a:fillRect/>
                     </a:stretch>
@@ -47784,7 +48153,7 @@
       <w:pPr>
         <w:pStyle w:val="Balk3"/>
       </w:pPr>
-      <w:bookmarkStart w:id="37" w:name="_Toc229844237"/>
+      <w:bookmarkStart w:id="38" w:name="_Toc230351669"/>
       <w:r>
         <w:t xml:space="preserve">Ek </w:t>
       </w:r>
@@ -47814,7 +48183,7 @@
       <w:r>
         <w:t>Listesi</w:t>
       </w:r>
-      <w:bookmarkEnd w:id="37"/>
+      <w:bookmarkEnd w:id="38"/>
       <w:proofErr w:type="spellEnd"/>
     </w:p>
     <w:tbl>
@@ -48394,7 +48763,7 @@
     </w:tbl>
     <w:p/>
     <w:sectPr>
-      <w:footerReference w:type="default" r:id="rId15"/>
+      <w:footerReference w:type="default" r:id="rId16"/>
       <w:pgSz w:w="12240" w:h="15840"/>
       <w:pgMar w:top="1152" w:right="1296" w:bottom="1152" w:left="1296" w:header="720" w:footer="720" w:gutter="0"/>
       <w:cols w:space="720"/>
@@ -60263,6 +60632,30 @@
       <w:u w:val="single"/>
     </w:rPr>
   </w:style>
+  <w:style w:type="character" w:styleId="zmlenmeyenBahsetme">
+    <w:name w:val="Unresolved Mention"/>
+    <w:basedOn w:val="VarsaylanParagrafYazTipi"/>
+    <w:uiPriority w:val="99"/>
+    <w:semiHidden/>
+    <w:unhideWhenUsed/>
+    <w:rsid w:val="00281225"/>
+    <w:rPr>
+      <w:color w:val="605E5C"/>
+      <w:shd w:val="clear" w:color="auto" w:fill="E1DFDD"/>
+    </w:rPr>
+  </w:style>
+  <w:style w:type="character" w:styleId="zlenenKpr">
+    <w:name w:val="FollowedHyperlink"/>
+    <w:basedOn w:val="VarsaylanParagrafYazTipi"/>
+    <w:uiPriority w:val="99"/>
+    <w:semiHidden/>
+    <w:unhideWhenUsed/>
+    <w:rsid w:val="00281225"/>
+    <w:rPr>
+      <w:color w:val="800080" w:themeColor="followedHyperlink"/>
+      <w:u w:val="single"/>
+    </w:rPr>
+  </w:style>
 </w:styles>
 </file>
 
